--- a/backend/templates/methodology_large.docx
+++ b/backend/templates/methodology_large.docx
@@ -16,15 +16,18 @@
           <w:sz w:val="24"/>
           <w:szCs w:val="24"/>
         </w:rPr>
-        <w:t>МЕТОДИЧЕСКИЕ РЕКОМЕНДАЦИИ ПО ПОДГОТОВКЕ ОТЧЕТНЫХ ДОКУМЕНТОВ О РЕЗУЛЬТАТАХ ОКАЗАННЫХ УСЛУГ</w:t>
-      </w:r>
-      <w:r>
+        <w:t xml:space="preserve">МЕТОДИЧЕСКИЕ РЕКОМЕНДАЦИИ ПО ПОДГОТОВКЕ ОТЧЕТНЫХ ДОКУМЕНТОВ О РЕЗУЛЬТАТАХ ОКАЗАННЫХ УСЛУГ ДЛЯ ЗАКАЗЧИКА</w:t>
+      </w:r>
+    </w:p>
+    <w:p>
+      <w:pPr>
+        <w:spacing w:after="0"/>
+        <w:jc w:val="center"/>
         <w:rPr>
           <w:sz w:val="24"/>
           <w:szCs w:val="24"/>
         </w:rPr>
-        <w:t xml:space="preserve"> ДЛЯ ВСКС</w:t>
-      </w:r>
+      </w:pPr>
     </w:p>
     <w:p>
       <w:pPr>
@@ -289,140 +292,18 @@
     <w:p>
       <w:pPr>
         <w:spacing w:after="0"/>
-        <w:jc w:val="center"/>
+        <w:jc w:val="both"/>
         <w:rPr>
           <w:sz w:val="24"/>
           <w:szCs w:val="24"/>
         </w:rPr>
       </w:pPr>
-    </w:p>
-    <w:p>
-      <w:pPr>
-        <w:spacing w:after="0"/>
-        <w:jc w:val="both"/>
+      <w:r>
         <w:rPr>
           <w:sz w:val="24"/>
           <w:szCs w:val="24"/>
         </w:rPr>
-      </w:pPr>
-      <w:r>
-        <w:rPr>
-          <w:sz w:val="24"/>
-          <w:szCs w:val="24"/>
-        </w:rPr>
-        <w:t>Данн</w:t>
-      </w:r>
-      <w:r>
-        <w:rPr>
-          <w:sz w:val="24"/>
-          <w:szCs w:val="24"/>
-        </w:rPr>
-        <w:t>ые</w:t>
-      </w:r>
-      <w:r>
-        <w:rPr>
-          <w:sz w:val="24"/>
-          <w:szCs w:val="24"/>
-        </w:rPr>
-        <w:t xml:space="preserve"> методичес</w:t>
-      </w:r>
-      <w:r>
-        <w:rPr>
-          <w:sz w:val="24"/>
-          <w:szCs w:val="24"/>
-        </w:rPr>
-        <w:t>кие</w:t>
-      </w:r>
-      <w:r>
-        <w:rPr>
-          <w:sz w:val="24"/>
-          <w:szCs w:val="24"/>
-        </w:rPr>
-        <w:t xml:space="preserve"> рекомендаци</w:t>
-      </w:r>
-      <w:r>
-        <w:rPr>
-          <w:sz w:val="24"/>
-          <w:szCs w:val="24"/>
-        </w:rPr>
-        <w:t>и</w:t>
-      </w:r>
-      <w:r>
-        <w:rPr>
-          <w:sz w:val="24"/>
-          <w:szCs w:val="24"/>
-        </w:rPr>
-        <w:t xml:space="preserve"> посвящен</w:t>
-      </w:r>
-      <w:r>
-        <w:rPr>
-          <w:sz w:val="24"/>
-          <w:szCs w:val="24"/>
-        </w:rPr>
-        <w:t>ы</w:t>
-      </w:r>
-      <w:r>
-        <w:rPr>
-          <w:sz w:val="24"/>
-          <w:szCs w:val="24"/>
-        </w:rPr>
-        <w:t xml:space="preserve"> вопросам содержательной и финансовой отчетности с учетом специфических требований, которые предъявляют к этим отчетам </w:t>
-      </w:r>
-      <w:r>
-        <w:rPr>
-          <w:sz w:val="24"/>
-          <w:szCs w:val="24"/>
-        </w:rPr>
-        <w:t>ВСКС</w:t>
-      </w:r>
-      <w:r>
-        <w:rPr>
-          <w:sz w:val="24"/>
-          <w:szCs w:val="24"/>
-        </w:rPr>
-        <w:t>. Рекомендаци</w:t>
-      </w:r>
-      <w:r>
-        <w:rPr>
-          <w:sz w:val="24"/>
-          <w:szCs w:val="24"/>
-        </w:rPr>
-        <w:t>и</w:t>
-      </w:r>
-      <w:r>
-        <w:rPr>
-          <w:sz w:val="24"/>
-          <w:szCs w:val="24"/>
-        </w:rPr>
-        <w:t xml:space="preserve"> рассчитан</w:t>
-      </w:r>
-      <w:r>
-        <w:rPr>
-          <w:sz w:val="24"/>
-          <w:szCs w:val="24"/>
-        </w:rPr>
-        <w:t>ы в том числе</w:t>
-      </w:r>
-      <w:r>
-        <w:rPr>
-          <w:sz w:val="24"/>
-          <w:szCs w:val="24"/>
-        </w:rPr>
-        <w:t xml:space="preserve"> на Исполнителей, заключивших договор оказания услуг с </w:t>
-      </w:r>
-      <w:r>
-        <w:rPr>
-          <w:sz w:val="24"/>
-          <w:szCs w:val="24"/>
-        </w:rPr>
-        <w:t>ВСКС</w:t>
-      </w:r>
-      <w:r>
-        <w:rPr>
-          <w:sz w:val="24"/>
-          <w:szCs w:val="24"/>
-        </w:rPr>
-        <w:t>, которые не имеют опыта подготовки отчетности использования бюджетных средств.</w:t>
+        <w:t xml:space="preserve">Данные методические рекомендации посвящены вопросам содержательной и финансовой отчетности с учетом специфических требований, которые предъявляет к этим отчетам Заказчик. Рекомендации рассчитаны в том числе на Исполнителей, заключивших договор оказания услуг с Заказчиком, которые не имеют опыта подготовки отчетности использования бюджетных средств.</w:t>
       </w:r>
     </w:p>
     <w:p>
@@ -572,87 +453,7 @@
           <w:sz w:val="24"/>
           <w:szCs w:val="28"/>
         </w:rPr>
-        <w:t xml:space="preserve">Настоящие методические рекомендация по подготовке отчетности о результатах оказанных услуг </w:t>
-      </w:r>
-      <w:r>
-        <w:rPr>
-          <w:rFonts w:ascii="Times New Roman" w:hAnsi="Times New Roman" w:cs="Times New Roman"/>
-          <w:sz w:val="24"/>
-          <w:szCs w:val="28"/>
-        </w:rPr>
-        <w:t>для ВСКС</w:t>
-      </w:r>
-      <w:r>
-        <w:rPr>
-          <w:rFonts w:ascii="Times New Roman" w:hAnsi="Times New Roman" w:cs="Times New Roman"/>
-          <w:sz w:val="24"/>
-          <w:szCs w:val="28"/>
-        </w:rPr>
-        <w:t xml:space="preserve"> (далее </w:t>
-      </w:r>
-      <w:r>
-        <w:rPr>
-          <w:rFonts w:ascii="Times New Roman" w:hAnsi="Times New Roman" w:cs="Times New Roman"/>
-          <w:sz w:val="24"/>
-          <w:szCs w:val="28"/>
-        </w:rPr>
-        <w:t>–</w:t>
-      </w:r>
-      <w:r>
-        <w:rPr>
-          <w:rFonts w:ascii="Times New Roman" w:hAnsi="Times New Roman" w:cs="Times New Roman"/>
-          <w:sz w:val="24"/>
-          <w:szCs w:val="28"/>
-        </w:rPr>
-        <w:t xml:space="preserve"> Методика</w:t>
-      </w:r>
-      <w:r>
-        <w:rPr>
-          <w:rFonts w:ascii="Times New Roman" w:hAnsi="Times New Roman" w:cs="Times New Roman"/>
-          <w:sz w:val="24"/>
-          <w:szCs w:val="28"/>
-        </w:rPr>
-        <w:t>, методические рекомендации</w:t>
-      </w:r>
-      <w:r>
-        <w:rPr>
-          <w:rFonts w:ascii="Times New Roman" w:hAnsi="Times New Roman" w:cs="Times New Roman"/>
-          <w:sz w:val="24"/>
-          <w:szCs w:val="28"/>
-        </w:rPr>
-        <w:t>) разработан</w:t>
-      </w:r>
-      <w:r>
-        <w:rPr>
-          <w:rFonts w:ascii="Times New Roman" w:hAnsi="Times New Roman" w:cs="Times New Roman"/>
-          <w:sz w:val="24"/>
-          <w:szCs w:val="28"/>
-        </w:rPr>
-        <w:t>ы</w:t>
-      </w:r>
-      <w:r>
-        <w:rPr>
-          <w:rFonts w:ascii="Times New Roman" w:hAnsi="Times New Roman" w:cs="Times New Roman"/>
-          <w:sz w:val="24"/>
-          <w:szCs w:val="28"/>
-        </w:rPr>
-        <w:t xml:space="preserve"> во исполнении </w:t>
-      </w:r>
-      <w:r>
-        <w:rPr>
-          <w:rFonts w:ascii="Times New Roman" w:hAnsi="Times New Roman" w:cs="Times New Roman"/>
-          <w:sz w:val="24"/>
-          <w:szCs w:val="28"/>
-        </w:rPr>
-        <w:t xml:space="preserve">Соглашения </w:t>
-      </w:r>
-      <w:r>
-        <w:rPr>
-          <w:rFonts w:ascii="Times New Roman" w:hAnsi="Times New Roman" w:cs="Times New Roman"/>
-          <w:sz w:val="24"/>
-          <w:szCs w:val="28"/>
-        </w:rPr>
-        <w:t xml:space="preserve">заключенного с </w:t>
+        <w:t xml:space="preserve">Настоящие методические рекомендация по подготовке отчетности о результатах оказанных услуг для Заказчика (далее – Методика, методические рекомендации) разработаны во исполнении Соглашения заключенного с </w:t>
       </w:r>
       <w:r>
         <w:rPr>
@@ -695,23 +496,7 @@
           <w:sz w:val="24"/>
           <w:szCs w:val="28"/>
         </w:rPr>
-        <w:t xml:space="preserve">Отчетные документы о результатах </w:t>
-      </w:r>
-      <w:r>
-        <w:rPr>
-          <w:rFonts w:ascii="Times New Roman" w:hAnsi="Times New Roman" w:cs="Times New Roman"/>
-          <w:sz w:val="24"/>
-          <w:szCs w:val="28"/>
-        </w:rPr>
-        <w:t>оказанных Услуг</w:t>
-      </w:r>
-      <w:r>
-        <w:rPr>
-          <w:rFonts w:ascii="Times New Roman" w:hAnsi="Times New Roman" w:cs="Times New Roman"/>
-          <w:sz w:val="24"/>
-          <w:szCs w:val="28"/>
-        </w:rPr>
-        <w:t xml:space="preserve"> состоят из двух взаимосвязанных и дополняющих друг друга отчетов </w:t>
+        <w:t xml:space="preserve">Отчетные документы о результатах оказанных Услуг состоят из двух взаимосвязанных и дополняющих друг друга отчетов </w:t>
       </w:r>
       <w:r>
         <w:rPr>
@@ -737,23 +522,7 @@
           <w:sz w:val="24"/>
           <w:szCs w:val="28"/>
         </w:rPr>
-        <w:t xml:space="preserve">В отчетах, так же, как и в самом </w:t>
-      </w:r>
-      <w:r>
-        <w:rPr>
-          <w:rFonts w:ascii="Times New Roman" w:hAnsi="Times New Roman" w:cs="Times New Roman"/>
-          <w:sz w:val="24"/>
-          <w:szCs w:val="28"/>
-        </w:rPr>
-        <w:t>процессе оказания Услуг</w:t>
-      </w:r>
-      <w:r>
-        <w:rPr>
-          <w:rFonts w:ascii="Times New Roman" w:hAnsi="Times New Roman" w:cs="Times New Roman"/>
-          <w:sz w:val="24"/>
-          <w:szCs w:val="28"/>
-        </w:rPr>
-        <w:t xml:space="preserve">, должна четко прослеживаться взаимосвязь: </w:t>
+        <w:t xml:space="preserve">В отчетах, так же, как и в самом процессе оказания Услуг, должна четко прослеживаться взаимосвязь: </w:t>
       </w:r>
     </w:p>
     <w:p>
@@ -775,7 +544,7 @@
           <w:sz w:val="28"/>
           <w:szCs w:val="28"/>
         </w:rPr>
-        <w:t>«цели, задачи</w:t>
+        <w:t xml:space="preserve">«цели, задачи – оказанные Услуги - потраченные ресурсы </w:t>
       </w:r>
       <w:r>
         <w:rPr>
@@ -784,7 +553,7 @@
           <w:sz w:val="28"/>
           <w:szCs w:val="28"/>
         </w:rPr>
-        <w:t xml:space="preserve"> </w:t>
+        <w:softHyphen/>
       </w:r>
       <w:r>
         <w:rPr>
@@ -793,60 +562,6 @@
           <w:sz w:val="28"/>
           <w:szCs w:val="28"/>
         </w:rPr>
-        <w:t>–</w:t>
-      </w:r>
-      <w:r>
-        <w:rPr>
-          <w:rFonts w:ascii="Times New Roman" w:hAnsi="Times New Roman" w:cs="Times New Roman"/>
-          <w:b/>
-          <w:sz w:val="28"/>
-          <w:szCs w:val="28"/>
-        </w:rPr>
-        <w:t xml:space="preserve"> </w:t>
-      </w:r>
-      <w:r>
-        <w:rPr>
-          <w:rFonts w:ascii="Times New Roman" w:hAnsi="Times New Roman" w:cs="Times New Roman"/>
-          <w:b/>
-          <w:sz w:val="28"/>
-          <w:szCs w:val="28"/>
-        </w:rPr>
-        <w:t>оказанные Услуги</w:t>
-      </w:r>
-      <w:r>
-        <w:rPr>
-          <w:rFonts w:ascii="Times New Roman" w:hAnsi="Times New Roman" w:cs="Times New Roman"/>
-          <w:b/>
-          <w:sz w:val="28"/>
-          <w:szCs w:val="28"/>
-        </w:rPr>
-        <w:t xml:space="preserve"> - </w:t>
-      </w:r>
-      <w:r>
-        <w:rPr>
-          <w:rFonts w:ascii="Times New Roman" w:hAnsi="Times New Roman" w:cs="Times New Roman"/>
-          <w:b/>
-          <w:sz w:val="28"/>
-          <w:szCs w:val="28"/>
-        </w:rPr>
-        <w:t xml:space="preserve">потраченные ресурсы </w:t>
-      </w:r>
-      <w:r>
-        <w:rPr>
-          <w:rFonts w:ascii="Times New Roman" w:hAnsi="Times New Roman" w:cs="Times New Roman"/>
-          <w:b/>
-          <w:sz w:val="28"/>
-          <w:szCs w:val="28"/>
-        </w:rPr>
-        <w:softHyphen/>
-      </w:r>
-      <w:r>
-        <w:rPr>
-          <w:rFonts w:ascii="Times New Roman" w:hAnsi="Times New Roman" w:cs="Times New Roman"/>
-          <w:b/>
-          <w:sz w:val="28"/>
-          <w:szCs w:val="28"/>
-        </w:rPr>
         <w:t>полученные результаты»</w:t>
       </w:r>
     </w:p>
@@ -865,39 +580,7 @@
           <w:sz w:val="24"/>
           <w:szCs w:val="28"/>
         </w:rPr>
-        <w:t xml:space="preserve">Оба отчета должны демонстрировать полученные результаты и показывать, что поставленные задачи и цель </w:t>
-      </w:r>
-      <w:r>
-        <w:rPr>
-          <w:rFonts w:cs="Times New Roman"/>
-          <w:sz w:val="24"/>
-          <w:szCs w:val="28"/>
-        </w:rPr>
-        <w:t>Услуг</w:t>
-      </w:r>
-      <w:r>
-        <w:rPr>
-          <w:rFonts w:cs="Times New Roman"/>
-          <w:sz w:val="24"/>
-          <w:szCs w:val="28"/>
-        </w:rPr>
-        <w:t xml:space="preserve"> достигнуты. Отчетные документы призваны описать деятельность по </w:t>
-      </w:r>
-      <w:r>
-        <w:rPr>
-          <w:rFonts w:cs="Times New Roman"/>
-          <w:sz w:val="24"/>
-          <w:szCs w:val="28"/>
-        </w:rPr>
-        <w:t>оказанию Услуг</w:t>
-      </w:r>
-      <w:r>
-        <w:rPr>
-          <w:rFonts w:cs="Times New Roman"/>
-          <w:sz w:val="24"/>
-          <w:szCs w:val="28"/>
-        </w:rPr>
-        <w:t>, при этом они должны дополнять друг друга, и информация, содержащаяся в одном документе, не должна противоречить данным другого.</w:t>
+        <w:t xml:space="preserve">Оба отчета должны демонстрировать полученные результаты и показывать, что поставленные задачи и цель Услуг достигнуты. Отчетные документы призваны описать деятельность по оказанию Услуг, при этом они должны дополнять друг друга, и информация, содержащаяся в одном документе, не должна противоречить данным другого.</w:t>
       </w:r>
     </w:p>
     <w:p>
@@ -943,7 +626,15 @@
           <w:sz w:val="24"/>
           <w:szCs w:val="28"/>
         </w:rPr>
-        <w:t>Заказчик</w:t>
+        <w:t xml:space="preserve">Заказчик – организация, заключившая с Исполнителем Договор оказания услуг. </w:t>
+      </w:r>
+      <w:r>
+        <w:rPr>
+          <w:rFonts w:ascii="Times New Roman" w:hAnsi="Times New Roman" w:cs="Times New Roman"/>
+          <w:sz w:val="24"/>
+          <w:szCs w:val="28"/>
+        </w:rPr>
+        <w:t xml:space="preserve"/>
       </w:r>
       <w:r>
         <w:rPr>
@@ -952,7 +643,7 @@
           <w:sz w:val="24"/>
           <w:szCs w:val="28"/>
         </w:rPr>
-        <w:t>,</w:t>
+        <w:t xml:space="preserve"/>
       </w:r>
       <w:r>
         <w:rPr>
@@ -960,8 +651,20 @@
           <w:sz w:val="24"/>
           <w:szCs w:val="28"/>
         </w:rPr>
-        <w:t xml:space="preserve"> </w:t>
-      </w:r>
+        <w:t xml:space="preserve"/>
+      </w:r>
+    </w:p>
+    <w:p>
+      <w:pPr>
+        <w:pStyle w:val="a4"/>
+        <w:ind w:left="0"/>
+        <w:jc w:val="both"/>
+        <w:rPr>
+          <w:rFonts w:ascii="Times New Roman" w:hAnsi="Times New Roman" w:cs="Times New Roman"/>
+          <w:sz w:val="24"/>
+          <w:szCs w:val="28"/>
+        </w:rPr>
+      </w:pPr>
       <w:r>
         <w:rPr>
           <w:rFonts w:ascii="Times New Roman" w:hAnsi="Times New Roman" w:cs="Times New Roman"/>
@@ -969,8 +672,37 @@
           <w:sz w:val="24"/>
           <w:szCs w:val="28"/>
         </w:rPr>
-        <w:t>ВСКС</w:t>
-      </w:r>
+        <w:t xml:space="preserve">Исполнитель - </w:t>
+      </w:r>
+      <w:r>
+        <w:rPr>
+          <w:rFonts w:ascii="Times New Roman" w:hAnsi="Times New Roman" w:cs="Times New Roman"/>
+          <w:sz w:val="24"/>
+          <w:szCs w:val="28"/>
+        </w:rPr>
+        <w:softHyphen/>
+        <w:t>Организация, обеспечивающая организацию и проведение мероприятия</w:t>
+      </w:r>
+      <w:r>
+        <w:rPr>
+          <w:rFonts w:ascii="Times New Roman" w:hAnsi="Times New Roman" w:cs="Times New Roman"/>
+          <w:sz w:val="24"/>
+          <w:szCs w:val="28"/>
+        </w:rPr>
+        <w:t xml:space="preserve">/проекта (оказание Услуг), заключивший договор на проведение одного или нескольких Мероприятий/Проектов или договор на оказание Услуг.</w:t>
+      </w:r>
+    </w:p>
+    <w:p>
+      <w:pPr>
+        <w:pStyle w:val="a4"/>
+        <w:ind w:left="0"/>
+        <w:jc w:val="both"/>
+        <w:rPr>
+          <w:rFonts w:ascii="Times New Roman" w:hAnsi="Times New Roman" w:cs="Times New Roman"/>
+          <w:sz w:val="24"/>
+          <w:szCs w:val="28"/>
+        </w:rPr>
+      </w:pPr>
       <w:r>
         <w:rPr>
           <w:rFonts w:ascii="Times New Roman" w:hAnsi="Times New Roman" w:cs="Times New Roman"/>
@@ -978,7 +710,7 @@
           <w:sz w:val="24"/>
           <w:szCs w:val="28"/>
         </w:rPr>
-        <w:t xml:space="preserve"> – </w:t>
+        <w:t>Содержательный отчет</w:t>
       </w:r>
       <w:r>
         <w:rPr>
@@ -986,7 +718,7 @@
           <w:sz w:val="24"/>
           <w:szCs w:val="28"/>
         </w:rPr>
-        <w:t>Всероссийская общественная молодежная организация «Всероссийский студенческий корпус спасателей»</w:t>
+        <w:t xml:space="preserve"> -</w:t>
       </w:r>
       <w:r>
         <w:rPr>
@@ -994,7 +726,8 @@
           <w:sz w:val="24"/>
           <w:szCs w:val="28"/>
         </w:rPr>
-        <w:t>.</w:t>
+        <w:softHyphen/>
+        <w:t xml:space="preserve"> информационно-аналитическая отчетность Исполнителя по Мероприятиям</w:t>
       </w:r>
       <w:r>
         <w:rPr>
@@ -1002,7 +735,7 @@
           <w:sz w:val="24"/>
           <w:szCs w:val="28"/>
         </w:rPr>
-        <w:t xml:space="preserve"> </w:t>
+        <w:t xml:space="preserve">/Проектам, или оказанным Услугам, реализованным/оказанным за счет субсидий, предусмотренная договором на оказание услуг.</w:t>
       </w:r>
     </w:p>
     <w:p>
@@ -1023,8 +756,28 @@
           <w:sz w:val="24"/>
           <w:szCs w:val="28"/>
         </w:rPr>
-        <w:t>Исполнитель</w:t>
-      </w:r>
+        <w:t xml:space="preserve">Финансовый отчет </w:t>
+      </w:r>
+      <w:r>
+        <w:rPr>
+          <w:rFonts w:ascii="Times New Roman" w:hAnsi="Times New Roman" w:cs="Times New Roman"/>
+          <w:sz w:val="24"/>
+          <w:szCs w:val="28"/>
+        </w:rPr>
+        <w:t xml:space="preserve">- это отчет о фактически понесенных затратах Исполнителя на организацию и проведение Мероприятия/Проекта, оказания Услуг.</w:t>
+      </w:r>
+    </w:p>
+    <w:p>
+      <w:pPr>
+        <w:pStyle w:val="a4"/>
+        <w:ind w:left="0"/>
+        <w:jc w:val="both"/>
+        <w:rPr>
+          <w:rFonts w:ascii="Times New Roman" w:hAnsi="Times New Roman" w:cs="Times New Roman"/>
+          <w:sz w:val="24"/>
+          <w:szCs w:val="28"/>
+        </w:rPr>
+      </w:pPr>
       <w:r>
         <w:rPr>
           <w:rFonts w:ascii="Times New Roman" w:hAnsi="Times New Roman" w:cs="Times New Roman"/>
@@ -1032,345 +785,15 @@
           <w:sz w:val="24"/>
           <w:szCs w:val="28"/>
         </w:rPr>
-        <w:t xml:space="preserve"> -</w:t>
+        <w:t>Первичные документы</w:t>
       </w:r>
       <w:r>
         <w:rPr>
           <w:rFonts w:ascii="Times New Roman" w:hAnsi="Times New Roman" w:cs="Times New Roman"/>
-          <w:b/>
-          <w:sz w:val="24"/>
-          <w:szCs w:val="28"/>
-        </w:rPr>
-        <w:t xml:space="preserve"> </w:t>
-      </w:r>
-      <w:r>
-        <w:rPr>
-          <w:rFonts w:ascii="Times New Roman" w:hAnsi="Times New Roman" w:cs="Times New Roman"/>
-          <w:sz w:val="24"/>
-          <w:szCs w:val="28"/>
-        </w:rPr>
-        <w:softHyphen/>
-        <w:t>Организация, обеспечивающая организацию и проведение мероприятия</w:t>
-      </w:r>
-      <w:r>
-        <w:rPr>
-          <w:rFonts w:ascii="Times New Roman" w:hAnsi="Times New Roman" w:cs="Times New Roman"/>
-          <w:sz w:val="24"/>
-          <w:szCs w:val="28"/>
-        </w:rPr>
-        <w:t>/проекта (оказание Услуг)</w:t>
-      </w:r>
-      <w:r>
-        <w:rPr>
-          <w:rFonts w:ascii="Times New Roman" w:hAnsi="Times New Roman" w:cs="Times New Roman"/>
-          <w:sz w:val="24"/>
-          <w:szCs w:val="28"/>
-        </w:rPr>
-        <w:t>, заключивший договор на проведение одного или нескольких Мероприятий</w:t>
-      </w:r>
-      <w:r>
-        <w:rPr>
-          <w:rFonts w:ascii="Times New Roman" w:hAnsi="Times New Roman" w:cs="Times New Roman"/>
-          <w:sz w:val="24"/>
-          <w:szCs w:val="28"/>
-        </w:rPr>
-        <w:t>/Проектов или договор на оказание Услуг</w:t>
-      </w:r>
-      <w:r>
-        <w:rPr>
-          <w:rFonts w:ascii="Times New Roman" w:hAnsi="Times New Roman" w:cs="Times New Roman"/>
-          <w:sz w:val="24"/>
-          <w:szCs w:val="28"/>
-        </w:rPr>
-        <w:t>.</w:t>
-      </w:r>
-    </w:p>
-    <w:p>
-      <w:pPr>
-        <w:pStyle w:val="a4"/>
-        <w:ind w:left="0"/>
-        <w:jc w:val="both"/>
-        <w:rPr>
-          <w:rFonts w:ascii="Times New Roman" w:hAnsi="Times New Roman" w:cs="Times New Roman"/>
-          <w:sz w:val="24"/>
-          <w:szCs w:val="28"/>
-        </w:rPr>
-      </w:pPr>
-      <w:r>
-        <w:rPr>
-          <w:rFonts w:ascii="Times New Roman" w:hAnsi="Times New Roman" w:cs="Times New Roman"/>
-          <w:b/>
-          <w:sz w:val="24"/>
-          <w:szCs w:val="28"/>
-        </w:rPr>
-        <w:t>Содержательный отчет</w:t>
-      </w:r>
-      <w:r>
-        <w:rPr>
-          <w:rFonts w:ascii="Times New Roman" w:hAnsi="Times New Roman" w:cs="Times New Roman"/>
-          <w:sz w:val="24"/>
-          <w:szCs w:val="28"/>
-        </w:rPr>
-        <w:t xml:space="preserve"> </w:t>
-      </w:r>
-      <w:r>
-        <w:rPr>
-          <w:rFonts w:ascii="Times New Roman" w:hAnsi="Times New Roman" w:cs="Times New Roman"/>
-          <w:sz w:val="24"/>
-          <w:szCs w:val="28"/>
-        </w:rPr>
-        <w:t>-</w:t>
-      </w:r>
-      <w:r>
-        <w:rPr>
-          <w:rFonts w:ascii="Times New Roman" w:hAnsi="Times New Roman" w:cs="Times New Roman"/>
-          <w:sz w:val="24"/>
-          <w:szCs w:val="28"/>
-        </w:rPr>
-        <w:softHyphen/>
-        <w:t xml:space="preserve"> информационно-аналитическая отчетность Исполнителя по Мероприятиям</w:t>
-      </w:r>
-      <w:r>
-        <w:rPr>
-          <w:rFonts w:ascii="Times New Roman" w:hAnsi="Times New Roman" w:cs="Times New Roman"/>
-          <w:sz w:val="24"/>
-          <w:szCs w:val="28"/>
-        </w:rPr>
-        <w:t>/Проектам</w:t>
-      </w:r>
-      <w:r>
-        <w:rPr>
-          <w:rFonts w:ascii="Times New Roman" w:hAnsi="Times New Roman" w:cs="Times New Roman"/>
-          <w:sz w:val="24"/>
-          <w:szCs w:val="28"/>
-        </w:rPr>
-        <w:t>,</w:t>
-      </w:r>
-      <w:r>
-        <w:rPr>
-          <w:rFonts w:ascii="Times New Roman" w:hAnsi="Times New Roman" w:cs="Times New Roman"/>
-          <w:sz w:val="24"/>
-          <w:szCs w:val="28"/>
-        </w:rPr>
-        <w:t xml:space="preserve"> или оказанным Услугам,</w:t>
-      </w:r>
-      <w:r>
-        <w:rPr>
-          <w:rFonts w:ascii="Times New Roman" w:hAnsi="Times New Roman" w:cs="Times New Roman"/>
-          <w:sz w:val="24"/>
-          <w:szCs w:val="28"/>
-        </w:rPr>
-        <w:t xml:space="preserve"> реализованным</w:t>
-      </w:r>
-      <w:r>
-        <w:rPr>
-          <w:rFonts w:ascii="Times New Roman" w:hAnsi="Times New Roman" w:cs="Times New Roman"/>
-          <w:sz w:val="24"/>
-          <w:szCs w:val="28"/>
-        </w:rPr>
-        <w:t>/оказанным</w:t>
-      </w:r>
-      <w:r>
-        <w:rPr>
-          <w:rFonts w:ascii="Times New Roman" w:hAnsi="Times New Roman" w:cs="Times New Roman"/>
-          <w:sz w:val="24"/>
-          <w:szCs w:val="28"/>
-        </w:rPr>
-        <w:t xml:space="preserve"> за счет субсидий, предусмотренная договором на оказание услуг.</w:t>
-      </w:r>
-    </w:p>
-    <w:p>
-      <w:pPr>
-        <w:pStyle w:val="a4"/>
-        <w:ind w:left="0"/>
-        <w:jc w:val="both"/>
-        <w:rPr>
-          <w:rFonts w:ascii="Times New Roman" w:hAnsi="Times New Roman" w:cs="Times New Roman"/>
-          <w:sz w:val="24"/>
-          <w:szCs w:val="28"/>
-        </w:rPr>
-      </w:pPr>
-      <w:r>
-        <w:rPr>
-          <w:rFonts w:ascii="Times New Roman" w:hAnsi="Times New Roman" w:cs="Times New Roman"/>
-          <w:b/>
-          <w:sz w:val="24"/>
-          <w:szCs w:val="28"/>
-        </w:rPr>
-        <w:t>Финансов</w:t>
-      </w:r>
-      <w:r>
-        <w:rPr>
-          <w:rFonts w:ascii="Times New Roman" w:hAnsi="Times New Roman" w:cs="Times New Roman"/>
-          <w:b/>
-          <w:sz w:val="24"/>
-          <w:szCs w:val="28"/>
-        </w:rPr>
-        <w:t>ый</w:t>
-      </w:r>
-      <w:r>
-        <w:rPr>
-          <w:rFonts w:ascii="Times New Roman" w:hAnsi="Times New Roman" w:cs="Times New Roman"/>
-          <w:b/>
-          <w:sz w:val="24"/>
-          <w:szCs w:val="28"/>
-        </w:rPr>
-        <w:t xml:space="preserve"> </w:t>
-      </w:r>
-      <w:r>
-        <w:rPr>
-          <w:rFonts w:ascii="Times New Roman" w:hAnsi="Times New Roman" w:cs="Times New Roman"/>
-          <w:b/>
-          <w:sz w:val="24"/>
-          <w:szCs w:val="28"/>
-        </w:rPr>
-        <w:t>отчет</w:t>
-      </w:r>
-      <w:r>
-        <w:rPr>
-          <w:rFonts w:ascii="Times New Roman" w:hAnsi="Times New Roman" w:cs="Times New Roman"/>
-          <w:b/>
-          <w:sz w:val="24"/>
-          <w:szCs w:val="28"/>
-        </w:rPr>
-        <w:t xml:space="preserve"> </w:t>
-      </w:r>
-      <w:proofErr w:type="gramStart"/>
-      <w:r>
-        <w:rPr>
-          <w:rFonts w:ascii="Times New Roman" w:hAnsi="Times New Roman" w:cs="Times New Roman"/>
-          <w:sz w:val="24"/>
-          <w:szCs w:val="28"/>
-        </w:rPr>
-        <w:t>-</w:t>
-      </w:r>
-      <w:r>
-        <w:rPr>
-          <w:rFonts w:ascii="Times New Roman" w:hAnsi="Times New Roman" w:cs="Times New Roman"/>
-          <w:sz w:val="24"/>
-          <w:szCs w:val="28"/>
-        </w:rPr>
-        <w:t xml:space="preserve"> </w:t>
-      </w:r>
-      <w:r>
-        <w:rPr>
-          <w:rFonts w:ascii="Times New Roman" w:hAnsi="Times New Roman" w:cs="Times New Roman"/>
-          <w:sz w:val="24"/>
-          <w:szCs w:val="28"/>
-        </w:rPr>
-        <w:t>это</w:t>
-      </w:r>
-      <w:proofErr w:type="gramEnd"/>
-      <w:r>
-        <w:rPr>
-          <w:rFonts w:ascii="Times New Roman" w:hAnsi="Times New Roman" w:cs="Times New Roman"/>
-          <w:sz w:val="24"/>
-          <w:szCs w:val="28"/>
-        </w:rPr>
-        <w:t xml:space="preserve"> отчет о фактически понесенных затратах </w:t>
-      </w:r>
-      <w:r>
-        <w:rPr>
-          <w:rFonts w:ascii="Times New Roman" w:hAnsi="Times New Roman" w:cs="Times New Roman"/>
-          <w:sz w:val="24"/>
-          <w:szCs w:val="28"/>
-        </w:rPr>
-        <w:t>Исполнителя</w:t>
-      </w:r>
-      <w:r>
-        <w:rPr>
-          <w:rFonts w:ascii="Times New Roman" w:hAnsi="Times New Roman" w:cs="Times New Roman"/>
-          <w:sz w:val="24"/>
-          <w:szCs w:val="28"/>
-        </w:rPr>
-        <w:t xml:space="preserve"> на организацию и проведение Мероприятия</w:t>
-      </w:r>
-      <w:r>
-        <w:rPr>
-          <w:rFonts w:ascii="Times New Roman" w:hAnsi="Times New Roman" w:cs="Times New Roman"/>
-          <w:sz w:val="24"/>
-          <w:szCs w:val="28"/>
-        </w:rPr>
-        <w:t>/Проекта, оказания Услуг</w:t>
-      </w:r>
-      <w:r>
-        <w:rPr>
-          <w:rFonts w:ascii="Times New Roman" w:hAnsi="Times New Roman" w:cs="Times New Roman"/>
-          <w:sz w:val="24"/>
-          <w:szCs w:val="28"/>
-        </w:rPr>
-        <w:t>.</w:t>
-      </w:r>
-    </w:p>
-    <w:p>
-      <w:pPr>
-        <w:pStyle w:val="a4"/>
-        <w:ind w:left="0"/>
-        <w:jc w:val="both"/>
-        <w:rPr>
-          <w:rFonts w:ascii="Times New Roman" w:hAnsi="Times New Roman" w:cs="Times New Roman"/>
-          <w:sz w:val="24"/>
-          <w:szCs w:val="28"/>
-        </w:rPr>
-      </w:pPr>
-      <w:r>
-        <w:rPr>
-          <w:rFonts w:ascii="Times New Roman" w:hAnsi="Times New Roman" w:cs="Times New Roman"/>
-          <w:b/>
-          <w:sz w:val="24"/>
-          <w:szCs w:val="28"/>
-        </w:rPr>
-        <w:t>Первичные документы</w:t>
-      </w:r>
-      <w:r>
-        <w:rPr>
-          <w:rFonts w:ascii="Times New Roman" w:hAnsi="Times New Roman" w:cs="Times New Roman"/>
-          <w:sz w:val="24"/>
-          <w:szCs w:val="28"/>
-        </w:rPr>
-        <w:t xml:space="preserve"> </w:t>
-      </w:r>
-      <w:proofErr w:type="gramStart"/>
-      <w:r>
-        <w:rPr>
-          <w:rFonts w:ascii="Times New Roman" w:hAnsi="Times New Roman" w:cs="Times New Roman"/>
-          <w:sz w:val="24"/>
-          <w:szCs w:val="28"/>
-        </w:rPr>
-        <w:t>-</w:t>
-      </w:r>
-      <w:r>
-        <w:rPr>
-          <w:rFonts w:ascii="Times New Roman" w:hAnsi="Times New Roman" w:cs="Times New Roman"/>
-          <w:sz w:val="24"/>
-          <w:szCs w:val="28"/>
-        </w:rPr>
-        <w:t xml:space="preserve"> </w:t>
-      </w:r>
-      <w:r>
-        <w:rPr>
-          <w:rFonts w:ascii="Times New Roman" w:hAnsi="Times New Roman" w:cs="Times New Roman"/>
-          <w:sz w:val="24"/>
-          <w:szCs w:val="28"/>
-        </w:rPr>
-        <w:t>это</w:t>
-      </w:r>
-      <w:proofErr w:type="gramEnd"/>
-      <w:r>
-        <w:rPr>
-          <w:rFonts w:ascii="Times New Roman" w:hAnsi="Times New Roman" w:cs="Times New Roman"/>
-          <w:sz w:val="24"/>
-          <w:szCs w:val="28"/>
-        </w:rPr>
-        <w:t xml:space="preserve"> документы, при помощи которых Исполнитель оформляет произошедшие на предприятии хозяйственные события, а также подтверждает фактически понесенные затраты (в том числе п/п, акты сдачи-приемки работ, товарная накладная счета и др.)</w:t>
-      </w:r>
-      <w:r>
-        <w:rPr>
-          <w:rFonts w:ascii="Times New Roman" w:hAnsi="Times New Roman" w:cs="Times New Roman"/>
-          <w:sz w:val="24"/>
-          <w:szCs w:val="28"/>
-        </w:rPr>
-        <w:t>.</w:t>
+          <w:sz w:val="24"/>
+          <w:szCs w:val="28"/>
+        </w:rPr>
+        <w:t xml:space="preserve"> - это документы, при помощи которых Исполнитель оформляет произошедшие на предприятии хозяйственные события, а также подтверждает фактически понесенные затраты (в том числе п/п, акты сдачи-приемки работ, товарная накладная счета и др.).</w:t>
       </w:r>
     </w:p>
     <w:p>
@@ -1433,93 +856,53 @@
           <w:szCs w:val="28"/>
         </w:rPr>
         <w:tab/>
-        <w:t xml:space="preserve">Исполнитель направляет все отчетные документы в адрес </w:t>
-      </w:r>
-      <w:r>
-        <w:rPr>
-          <w:rFonts w:cs="Times New Roman"/>
-          <w:sz w:val="24"/>
-          <w:szCs w:val="28"/>
-        </w:rPr>
-        <w:t>ВСКС</w:t>
-      </w:r>
-      <w:r>
-        <w:rPr>
-          <w:rFonts w:cs="Times New Roman"/>
-          <w:sz w:val="24"/>
-          <w:szCs w:val="28"/>
-        </w:rPr>
-        <w:t xml:space="preserve"> в сроки, установленные условиями Договора. </w:t>
-      </w:r>
-    </w:p>
-    <w:p>
-      <w:pPr>
-        <w:spacing w:after="0" w:line="276" w:lineRule="auto"/>
-        <w:jc w:val="both"/>
-        <w:rPr>
-          <w:rFonts w:cs="Times New Roman"/>
-          <w:sz w:val="24"/>
-          <w:szCs w:val="28"/>
-        </w:rPr>
-      </w:pPr>
-      <w:r>
-        <w:rPr>
-          <w:rFonts w:cs="Times New Roman"/>
-          <w:sz w:val="24"/>
-          <w:szCs w:val="28"/>
-        </w:rPr>
-        <w:t xml:space="preserve">Адрес получателя: </w:t>
-      </w:r>
-      <w:r>
-        <w:rPr>
-          <w:rFonts w:cs="Times New Roman"/>
-          <w:sz w:val="24"/>
-          <w:szCs w:val="28"/>
-        </w:rPr>
-        <w:t>119454, г. Москва, пр-т Вернадского, д.78, стр.8</w:t>
-      </w:r>
-      <w:r>
-        <w:rPr>
-          <w:rFonts w:cs="Times New Roman"/>
-          <w:sz w:val="24"/>
-          <w:szCs w:val="28"/>
-        </w:rPr>
-        <w:t>.</w:t>
-      </w:r>
-    </w:p>
-    <w:p>
-      <w:pPr>
-        <w:spacing w:after="0" w:line="276" w:lineRule="auto"/>
-        <w:jc w:val="both"/>
-        <w:rPr>
-          <w:rFonts w:cs="Times New Roman"/>
-          <w:sz w:val="24"/>
-          <w:szCs w:val="28"/>
-        </w:rPr>
-      </w:pPr>
-      <w:r>
-        <w:rPr>
-          <w:rFonts w:cs="Times New Roman"/>
-          <w:sz w:val="24"/>
-          <w:szCs w:val="28"/>
-        </w:rPr>
-        <w:t xml:space="preserve">Получатель: </w:t>
-      </w:r>
-      <w:r>
-        <w:rPr>
-          <w:rFonts w:cs="Times New Roman"/>
-          <w:sz w:val="24"/>
-          <w:szCs w:val="28"/>
-        </w:rPr>
-        <w:t>уполномоченный представитель ВСКС</w:t>
-      </w:r>
-      <w:r>
-        <w:rPr>
-          <w:rFonts w:cs="Times New Roman"/>
-          <w:sz w:val="24"/>
-          <w:szCs w:val="28"/>
-        </w:rPr>
-        <w:t>.</w:t>
+        <w:t xml:space="preserve">Исполнитель направляет все отчетные документы в адрес Заказчика в сроки</w:t>
+      </w:r>
+      <w:r>
+        <w:rPr>
+          <w:rFonts w:cs="Times New Roman"/>
+          <w:sz w:val="24"/>
+          <w:szCs w:val="28"/>
+        </w:rPr>
+        <w:t xml:space="preserve">, установленные условиями Договора. </w:t>
+      </w:r>
+    </w:p>
+    <w:p>
+      <w:pPr>
+        <w:spacing w:after="0" w:line="276" w:lineRule="auto"/>
+        <w:jc w:val="both"/>
+        <w:rPr>
+          <w:rFonts w:cs="Times New Roman"/>
+          <w:sz w:val="24"/>
+          <w:szCs w:val="28"/>
+        </w:rPr>
+      </w:pPr>
+      <w:r>
+        <w:rPr>
+          <w:rFonts w:cs="Times New Roman"/>
+          <w:sz w:val="24"/>
+          <w:szCs w:val="28"/>
+        </w:rPr>
+        <w:t xml:space="preserve">Адрес получателя: по адресу Заказчика, указанному в Договоре.</w:t>
+      </w:r>
+    </w:p>
+    <w:p>
+      <w:pPr>
+        <w:spacing w:after="0" w:line="276" w:lineRule="auto"/>
+        <w:jc w:val="both"/>
+        <w:rPr>
+          <w:rFonts w:cs="Times New Roman"/>
+          <w:sz w:val="24"/>
+          <w:szCs w:val="28"/>
+        </w:rPr>
+      </w:pPr>
+      <w:r>
+        <w:rPr>
+          <w:rFonts w:cs="Times New Roman"/>
+          <w:sz w:val="24"/>
+          <w:szCs w:val="28"/>
+        </w:rPr>
+        <w:t xml:space="preserve">Получатель: уполномоченный представитель Заказчика.</w:t>
       </w:r>
     </w:p>
     <w:p>
@@ -1556,15 +939,7 @@
           <w:sz w:val="24"/>
           <w:szCs w:val="28"/>
         </w:rPr>
-        <w:t>,</w:t>
-      </w:r>
-      <w:r>
-        <w:rPr>
-          <w:rFonts w:cs="Times New Roman"/>
-          <w:sz w:val="24"/>
-          <w:szCs w:val="28"/>
-        </w:rPr>
-        <w:t xml:space="preserve"> подтверждающих полномочие лица на их по писание.</w:t>
+        <w:t xml:space="preserve">, подтверждающих полномочие лица на их по писание.</w:t>
       </w:r>
     </w:p>
     <w:p>
@@ -1595,175 +970,13 @@
         <w:tab/>
         <w:t xml:space="preserve">Отчетные документы должны быть выполнены любым печатным способом на одной стороне листа белой бумаги формата А4, а также в электронном виде формата </w:t>
       </w:r>
-      <w:proofErr w:type="spellStart"/>
-      <w:r>
-        <w:rPr>
-          <w:rFonts w:cs="Times New Roman"/>
-          <w:sz w:val="24"/>
-          <w:szCs w:val="28"/>
-        </w:rPr>
-        <w:t>doc</w:t>
-      </w:r>
-      <w:proofErr w:type="spellEnd"/>
-      <w:r>
-        <w:rPr>
-          <w:rFonts w:cs="Times New Roman"/>
-          <w:sz w:val="24"/>
-          <w:szCs w:val="28"/>
-        </w:rPr>
-        <w:t>. или .</w:t>
-      </w:r>
-      <w:proofErr w:type="spellStart"/>
-      <w:r>
-        <w:rPr>
-          <w:rFonts w:cs="Times New Roman"/>
-          <w:sz w:val="24"/>
-          <w:szCs w:val="28"/>
-        </w:rPr>
-        <w:t>xlsx</w:t>
-      </w:r>
-      <w:proofErr w:type="spellEnd"/>
-      <w:r>
-        <w:rPr>
-          <w:rFonts w:cs="Times New Roman"/>
-          <w:sz w:val="24"/>
-          <w:szCs w:val="28"/>
-        </w:rPr>
-        <w:t>.</w:t>
-      </w:r>
-      <w:r>
-        <w:rPr>
-          <w:rFonts w:cs="Times New Roman"/>
-          <w:sz w:val="24"/>
-          <w:szCs w:val="28"/>
-        </w:rPr>
-        <w:t xml:space="preserve"> Документы в электронном виде (в формате </w:t>
-      </w:r>
-      <w:r>
-        <w:rPr>
-          <w:rFonts w:cs="Times New Roman"/>
-          <w:sz w:val="24"/>
-          <w:szCs w:val="28"/>
-        </w:rPr>
-        <w:t xml:space="preserve">формата </w:t>
-      </w:r>
-      <w:proofErr w:type="spellStart"/>
-      <w:r>
-        <w:rPr>
-          <w:rFonts w:cs="Times New Roman"/>
-          <w:sz w:val="24"/>
-          <w:szCs w:val="28"/>
-        </w:rPr>
-        <w:t>doc</w:t>
-      </w:r>
-      <w:proofErr w:type="spellEnd"/>
-      <w:r>
-        <w:rPr>
-          <w:rFonts w:cs="Times New Roman"/>
-          <w:sz w:val="24"/>
-          <w:szCs w:val="28"/>
-        </w:rPr>
-        <w:t>. или .</w:t>
-      </w:r>
-      <w:proofErr w:type="spellStart"/>
-      <w:r>
-        <w:rPr>
-          <w:rFonts w:cs="Times New Roman"/>
-          <w:sz w:val="24"/>
-          <w:szCs w:val="28"/>
-        </w:rPr>
-        <w:t>xlsx</w:t>
-      </w:r>
-      <w:proofErr w:type="spellEnd"/>
-      <w:r>
-        <w:rPr>
-          <w:rFonts w:cs="Times New Roman"/>
-          <w:sz w:val="24"/>
-          <w:szCs w:val="28"/>
-        </w:rPr>
-        <w:t>) предоставляются в ВСКС на материальном носителе (</w:t>
-      </w:r>
-      <w:r>
-        <w:rPr>
-          <w:rFonts w:cs="Times New Roman"/>
-          <w:sz w:val="24"/>
-          <w:szCs w:val="28"/>
-          <w:lang w:val="en-US"/>
-        </w:rPr>
-        <w:t>CD</w:t>
-      </w:r>
-      <w:r>
-        <w:rPr>
-          <w:rFonts w:cs="Times New Roman"/>
-          <w:sz w:val="24"/>
-          <w:szCs w:val="28"/>
-        </w:rPr>
-        <w:t>-</w:t>
-      </w:r>
-      <w:r>
-        <w:rPr>
-          <w:rFonts w:cs="Times New Roman"/>
-          <w:sz w:val="24"/>
-          <w:szCs w:val="28"/>
-        </w:rPr>
-        <w:t>диск/флэш-</w:t>
-      </w:r>
-      <w:r>
-        <w:rPr>
-          <w:rFonts w:cs="Times New Roman"/>
-          <w:sz w:val="24"/>
-          <w:szCs w:val="28"/>
-        </w:rPr>
-        <w:t>накопитель</w:t>
-      </w:r>
-      <w:r>
-        <w:rPr>
-          <w:rFonts w:cs="Times New Roman"/>
-          <w:sz w:val="24"/>
-          <w:szCs w:val="28"/>
-        </w:rPr>
-        <w:t xml:space="preserve"> </w:t>
-      </w:r>
-      <w:r>
-        <w:rPr>
-          <w:rFonts w:cs="Times New Roman"/>
-          <w:sz w:val="24"/>
-          <w:szCs w:val="28"/>
-          <w:lang w:val="en-US"/>
-        </w:rPr>
-        <w:t>USB</w:t>
-      </w:r>
-      <w:r>
-        <w:rPr>
-          <w:rFonts w:cs="Times New Roman"/>
-          <w:sz w:val="24"/>
-          <w:szCs w:val="28"/>
-        </w:rPr>
-        <w:t xml:space="preserve">). </w:t>
-      </w:r>
-      <w:r>
-        <w:rPr>
-          <w:rFonts w:cs="Times New Roman"/>
-          <w:sz w:val="24"/>
-          <w:szCs w:val="28"/>
-        </w:rPr>
-        <w:t>Материальный носител</w:t>
-      </w:r>
-      <w:r>
-        <w:rPr>
-          <w:rFonts w:cs="Times New Roman"/>
-          <w:sz w:val="24"/>
-          <w:szCs w:val="28"/>
-        </w:rPr>
-        <w:t>ь</w:t>
-      </w:r>
-      <w:r>
-        <w:rPr>
-          <w:rFonts w:cs="Times New Roman"/>
-          <w:sz w:val="24"/>
-          <w:szCs w:val="28"/>
-        </w:rPr>
-        <w:t xml:space="preserve"> возврату Исполнителю не подлежит.</w:t>
+      <w:r>
+        <w:rPr>
+          <w:rFonts w:cs="Times New Roman"/>
+          <w:sz w:val="24"/>
+          <w:szCs w:val="28"/>
+        </w:rPr>
+        <w:t xml:space="preserve">doc. или .xlsx. Документы в электронном виде (в формате формата doc. или .xlsx) предоставляются Заказчику на материальном носителе (CD-диск/флэш-накопитель USB). Материальный носитель возврату Исполнителю не подлежит.</w:t>
       </w:r>
     </w:p>
     <w:p>
@@ -1794,31 +1007,13 @@
         <w:tab/>
         <w:t xml:space="preserve">Фотографии к отчету должны быть четкими и контрастными, качеством не менее 300 </w:t>
       </w:r>
-      <w:proofErr w:type="spellStart"/>
-      <w:r>
-        <w:rPr>
-          <w:rFonts w:cs="Times New Roman"/>
-          <w:sz w:val="24"/>
-          <w:szCs w:val="28"/>
-        </w:rPr>
-        <w:t>dpi</w:t>
-      </w:r>
-      <w:proofErr w:type="spellEnd"/>
-      <w:r>
-        <w:rPr>
-          <w:rFonts w:cs="Times New Roman"/>
-          <w:sz w:val="24"/>
-          <w:szCs w:val="28"/>
-        </w:rPr>
-        <w:t>.</w:t>
-      </w:r>
-      <w:r>
-        <w:rPr>
-          <w:rFonts w:cs="Times New Roman"/>
-          <w:sz w:val="24"/>
-          <w:szCs w:val="28"/>
-        </w:rPr>
-        <w:t xml:space="preserve"> Фотографии должны соответствовать временному периоду и погодным </w:t>
+      <w:r>
+        <w:rPr>
+          <w:rFonts w:cs="Times New Roman"/>
+          <w:sz w:val="24"/>
+          <w:szCs w:val="28"/>
+        </w:rPr>
+        <w:t xml:space="preserve">dpi. Фотографии должны соответствовать временному периоду и погодным </w:t>
       </w:r>
       <w:r>
         <w:rPr>
@@ -1835,15 +1030,7 @@
           <w:sz w:val="24"/>
           <w:szCs w:val="28"/>
         </w:rPr>
-        <w:t>р</w:t>
-      </w:r>
-      <w:r>
-        <w:rPr>
-          <w:rFonts w:cs="Times New Roman"/>
-          <w:sz w:val="24"/>
-          <w:szCs w:val="28"/>
-        </w:rPr>
-        <w:t>афии должны быть указаны время и дата съемки.</w:t>
+        <w:t xml:space="preserve">рафии должны быть указаны время и дата съемки.</w:t>
       </w:r>
     </w:p>
     <w:p>
@@ -1880,31 +1067,7 @@
           <w:sz w:val="24"/>
           <w:szCs w:val="28"/>
         </w:rPr>
-        <w:t xml:space="preserve"> (при наличии)</w:t>
-      </w:r>
-      <w:r>
-        <w:rPr>
-          <w:rFonts w:cs="Times New Roman"/>
-          <w:sz w:val="24"/>
-          <w:szCs w:val="28"/>
-        </w:rPr>
-        <w:t xml:space="preserve"> и </w:t>
-      </w:r>
-      <w:r>
-        <w:rPr>
-          <w:rFonts w:cs="Times New Roman"/>
-          <w:sz w:val="24"/>
-          <w:szCs w:val="28"/>
-        </w:rPr>
-        <w:t>Т</w:t>
-      </w:r>
-      <w:r>
-        <w:rPr>
-          <w:rFonts w:cs="Times New Roman"/>
-          <w:sz w:val="24"/>
-          <w:szCs w:val="28"/>
-        </w:rPr>
-        <w:t>ехническому заданию.</w:t>
+        <w:t xml:space="preserve"> (при наличии) и Техническому заданию.</w:t>
       </w:r>
     </w:p>
     <w:p>
@@ -1941,15 +1104,7 @@
           <w:sz w:val="24"/>
           <w:szCs w:val="28"/>
         </w:rPr>
-        <w:t xml:space="preserve"> (Технического задания)</w:t>
-      </w:r>
-      <w:r>
-        <w:rPr>
-          <w:rFonts w:cs="Times New Roman"/>
-          <w:sz w:val="24"/>
-          <w:szCs w:val="28"/>
-        </w:rPr>
-        <w:t xml:space="preserve"> и повторяет их нумерацию и последовательность.</w:t>
+        <w:t xml:space="preserve"> (Технического задания) и повторяет их нумерацию и последовательность.</w:t>
       </w:r>
     </w:p>
     <w:p>
@@ -2015,23 +1170,7 @@
           <w:sz w:val="24"/>
           <w:szCs w:val="28"/>
         </w:rPr>
-        <w:t xml:space="preserve"> Исполнитель также должен приложить к отчету копии документов </w:t>
-      </w:r>
-      <w:r>
-        <w:rPr>
-          <w:rFonts w:cs="Times New Roman"/>
-          <w:sz w:val="24"/>
-          <w:szCs w:val="28"/>
-        </w:rPr>
-        <w:t>на иностранных языках</w:t>
-      </w:r>
-      <w:r>
-        <w:rPr>
-          <w:rFonts w:cs="Times New Roman"/>
-          <w:sz w:val="24"/>
-          <w:szCs w:val="28"/>
-        </w:rPr>
-        <w:t>.</w:t>
+        <w:t xml:space="preserve"> Исполнитель также должен приложить к отчету копии документов на иностранных языках.</w:t>
       </w:r>
     </w:p>
     <w:p>
@@ -2060,87 +1199,15 @@
           <w:szCs w:val="28"/>
         </w:rPr>
         <w:tab/>
-        <w:t xml:space="preserve">Направленные отчетные документы проверяются в </w:t>
-      </w:r>
-      <w:r>
-        <w:rPr>
-          <w:rFonts w:cs="Times New Roman"/>
-          <w:sz w:val="24"/>
-          <w:szCs w:val="28"/>
-        </w:rPr>
-        <w:t>ВСКС</w:t>
-      </w:r>
-      <w:r>
-        <w:rPr>
-          <w:rFonts w:cs="Times New Roman"/>
-          <w:sz w:val="24"/>
-          <w:szCs w:val="28"/>
-        </w:rPr>
-        <w:t xml:space="preserve"> в срок до 15</w:t>
-      </w:r>
-      <w:r>
-        <w:rPr>
-          <w:rFonts w:cs="Times New Roman"/>
-          <w:sz w:val="24"/>
-          <w:szCs w:val="28"/>
-        </w:rPr>
-        <w:t xml:space="preserve"> (пятнадцати)</w:t>
-      </w:r>
-      <w:r>
-        <w:rPr>
-          <w:rFonts w:cs="Times New Roman"/>
-          <w:sz w:val="24"/>
-          <w:szCs w:val="28"/>
-        </w:rPr>
-        <w:t xml:space="preserve"> рабочих дней. В случае возникновения замечаний у проверяющих сотрудников</w:t>
-      </w:r>
-      <w:r>
-        <w:rPr>
-          <w:rFonts w:cs="Times New Roman"/>
-          <w:sz w:val="24"/>
-          <w:szCs w:val="28"/>
-        </w:rPr>
-        <w:t>/представителей</w:t>
-      </w:r>
-      <w:r>
-        <w:rPr>
-          <w:rFonts w:cs="Times New Roman"/>
-          <w:sz w:val="24"/>
-          <w:szCs w:val="28"/>
-        </w:rPr>
-        <w:t xml:space="preserve">, Исполнителю направляется письмо о доработке отчетных документов с указанием замечаний. При направлении доработанных отчетных документов в </w:t>
-      </w:r>
-      <w:r>
-        <w:rPr>
-          <w:rFonts w:cs="Times New Roman"/>
-          <w:sz w:val="24"/>
-          <w:szCs w:val="28"/>
-        </w:rPr>
-        <w:t>ВСКС</w:t>
-      </w:r>
-      <w:r>
-        <w:rPr>
-          <w:rFonts w:cs="Times New Roman"/>
-          <w:sz w:val="24"/>
-          <w:szCs w:val="28"/>
-        </w:rPr>
-        <w:t xml:space="preserve"> срок проверки начинается заново и составляет до 15</w:t>
-      </w:r>
-      <w:r>
-        <w:rPr>
-          <w:rFonts w:cs="Times New Roman"/>
-          <w:sz w:val="24"/>
-          <w:szCs w:val="28"/>
-        </w:rPr>
-        <w:t xml:space="preserve"> (пятнадцати)</w:t>
-      </w:r>
-      <w:r>
-        <w:rPr>
-          <w:rFonts w:cs="Times New Roman"/>
-          <w:sz w:val="24"/>
-          <w:szCs w:val="28"/>
-        </w:rPr>
-        <w:t xml:space="preserve"> рабочих дней.</w:t>
+        <w:t xml:space="preserve">Направленные отчетные документы проверяются Заказчиком в срок</w:t>
+      </w:r>
+      <w:r>
+        <w:rPr>
+          <w:rFonts w:cs="Times New Roman"/>
+          <w:sz w:val="24"/>
+          <w:szCs w:val="28"/>
+        </w:rPr>
+        <w:t xml:space="preserve"> до 15 (пятнадцати) рабочих дней. В случае возникновения замечаний у проверяющих сотрудников/представителей, Исполнителю направляется письмо о доработке отчетных документов с указанием замечаний. При направлении доработанных отчетных документов Заказчику срок проверки начинается заново и составляет до 15 (пятнадцати) рабочих дней.</w:t>
       </w:r>
     </w:p>
     <w:p>
@@ -2301,39 +1368,7 @@
           <w:sz w:val="24"/>
           <w:szCs w:val="28"/>
         </w:rPr>
-        <w:t xml:space="preserve"> (или УПД)</w:t>
-      </w:r>
-      <w:r>
-        <w:rPr>
-          <w:rFonts w:cs="Times New Roman"/>
-          <w:sz w:val="24"/>
-          <w:szCs w:val="28"/>
-        </w:rPr>
-        <w:t>,</w:t>
-      </w:r>
-      <w:r>
-        <w:rPr>
-          <w:rFonts w:cs="Times New Roman"/>
-          <w:sz w:val="24"/>
-          <w:szCs w:val="28"/>
-        </w:rPr>
-        <w:t xml:space="preserve"> счет</w:t>
-      </w:r>
-      <w:r>
-        <w:rPr>
-          <w:rFonts w:cs="Times New Roman"/>
-          <w:sz w:val="24"/>
-          <w:szCs w:val="28"/>
-        </w:rPr>
-        <w:t>, счет-фактура (если применимо).</w:t>
-      </w:r>
-      <w:r>
-        <w:rPr>
-          <w:rFonts w:cs="Times New Roman"/>
-          <w:sz w:val="24"/>
-          <w:szCs w:val="28"/>
-        </w:rPr>
-        <w:t xml:space="preserve"> </w:t>
+        <w:t xml:space="preserve"> (или УПД), счет, счет-фактура (если применимо). </w:t>
       </w:r>
     </w:p>
     <w:p>
@@ -2370,47 +1405,7 @@
           <w:sz w:val="24"/>
           <w:szCs w:val="28"/>
         </w:rPr>
-        <w:t xml:space="preserve"> (далее -Акт), счет-фактуру (если применимо)</w:t>
-      </w:r>
-      <w:r>
-        <w:rPr>
-          <w:rFonts w:cs="Times New Roman"/>
-          <w:sz w:val="24"/>
-          <w:szCs w:val="28"/>
-        </w:rPr>
-        <w:t xml:space="preserve">. Исполнитель обязуется предоставить </w:t>
-      </w:r>
-      <w:r>
-        <w:rPr>
-          <w:rFonts w:cs="Times New Roman"/>
-          <w:sz w:val="24"/>
-          <w:szCs w:val="28"/>
-        </w:rPr>
-        <w:t>Акт</w:t>
-      </w:r>
-      <w:r>
-        <w:rPr>
-          <w:rFonts w:cs="Times New Roman"/>
-          <w:sz w:val="24"/>
-          <w:szCs w:val="28"/>
-        </w:rPr>
-        <w:t xml:space="preserve"> с приложением отчетных документов в течение срока, указанного в Договоре. Услуги считаются оказанными надлежащим образом и в соответствующем объеме после подписания Сторонами Акта</w:t>
-      </w:r>
-      <w:r>
-        <w:rPr>
-          <w:rFonts w:cs="Times New Roman"/>
-          <w:sz w:val="24"/>
-          <w:szCs w:val="28"/>
-        </w:rPr>
-        <w:t>, счет-фактуры (если применимо), а также утверждения ВСКС отчетной документации</w:t>
-      </w:r>
-      <w:r>
-        <w:rPr>
-          <w:rFonts w:cs="Times New Roman"/>
-          <w:sz w:val="24"/>
-          <w:szCs w:val="28"/>
-        </w:rPr>
-        <w:t>.</w:t>
+        <w:t xml:space="preserve"> (далее -Акт), счет-фактуру (если применимо). Исполнитель обязуется предоставить Акт с приложением отчетных документов в течение срока, указанного в Договоре. Услуги считаются оказанными надлежащим образом и в соответствующем объеме после подписания Сторонами Акта, счет-фактуры (если применимо), а также утверждения Заказчиком отчетной документации.</w:t>
       </w:r>
     </w:p>
     <w:p>
@@ -2439,55 +1434,15 @@
           <w:szCs w:val="28"/>
         </w:rPr>
         <w:tab/>
-        <w:t xml:space="preserve">В случае изменения условий договора подписывается дополнительное соглашение, после подписания которого Исполнитель направляет в </w:t>
-      </w:r>
-      <w:r>
-        <w:rPr>
-          <w:rFonts w:cs="Times New Roman"/>
-          <w:sz w:val="24"/>
-          <w:szCs w:val="28"/>
-        </w:rPr>
-        <w:t>ВСКС</w:t>
-      </w:r>
-      <w:r>
-        <w:rPr>
-          <w:rFonts w:cs="Times New Roman"/>
-          <w:sz w:val="24"/>
-          <w:szCs w:val="28"/>
-        </w:rPr>
-        <w:t xml:space="preserve"> актуальный </w:t>
-      </w:r>
-      <w:r>
-        <w:rPr>
-          <w:rFonts w:cs="Times New Roman"/>
-          <w:sz w:val="24"/>
-          <w:szCs w:val="28"/>
-        </w:rPr>
-        <w:t>Акт,</w:t>
-      </w:r>
-      <w:r>
-        <w:rPr>
-          <w:rFonts w:cs="Times New Roman"/>
-          <w:sz w:val="24"/>
-          <w:szCs w:val="28"/>
-        </w:rPr>
-        <w:t xml:space="preserve"> счет и счет-фактуру (</w:t>
-      </w:r>
-      <w:r>
-        <w:rPr>
-          <w:rFonts w:cs="Times New Roman"/>
-          <w:sz w:val="24"/>
-          <w:szCs w:val="28"/>
-        </w:rPr>
-        <w:t>если применимо</w:t>
-      </w:r>
-      <w:r>
-        <w:rPr>
-          <w:rFonts w:cs="Times New Roman"/>
-          <w:sz w:val="24"/>
-          <w:szCs w:val="28"/>
-        </w:rPr>
-        <w:t>).</w:t>
+        <w:t xml:space="preserve">В случае изменения условий договора подписывается дополнительное соглашение, после подписания которого Исполнитель направляет Заказчику актуальный Акт</w:t>
+      </w:r>
+      <w:r>
+        <w:rPr>
+          <w:rFonts w:cs="Times New Roman"/>
+          <w:sz w:val="24"/>
+          <w:szCs w:val="28"/>
+        </w:rPr>
+        <w:t xml:space="preserve">, счет и счет-фактуру (если применимо).</w:t>
       </w:r>
     </w:p>
     <w:p>
@@ -2579,15 +1534,7 @@
           <w:sz w:val="24"/>
           <w:szCs w:val="28"/>
         </w:rPr>
-        <w:t>лист</w:t>
-      </w:r>
-      <w:r>
-        <w:rPr>
-          <w:rFonts w:cs="Times New Roman"/>
-          <w:sz w:val="24"/>
-          <w:szCs w:val="28"/>
-        </w:rPr>
-        <w:t>;</w:t>
+        <w:t xml:space="preserve">лист;</w:t>
       </w:r>
     </w:p>
     <w:p>
@@ -3193,111 +2140,7 @@
           <w:sz w:val="24"/>
           <w:szCs w:val="28"/>
         </w:rPr>
-        <w:t xml:space="preserve"> (оказания Услуг)</w:t>
-      </w:r>
-      <w:r>
-        <w:rPr>
-          <w:rFonts w:cs="Times New Roman"/>
-          <w:sz w:val="24"/>
-          <w:szCs w:val="28"/>
-        </w:rPr>
-        <w:t xml:space="preserve"> и ее результаты в соответствии с утвержденной сметой</w:t>
-      </w:r>
-      <w:r>
-        <w:rPr>
-          <w:rFonts w:cs="Times New Roman"/>
-          <w:sz w:val="24"/>
-          <w:szCs w:val="28"/>
-        </w:rPr>
-        <w:t xml:space="preserve"> (</w:t>
-      </w:r>
-      <w:r>
-        <w:rPr>
-          <w:rFonts w:cs="Times New Roman"/>
-          <w:sz w:val="24"/>
-          <w:szCs w:val="28"/>
-        </w:rPr>
-        <w:t>при наличии сметы, калькуляции, спецификации</w:t>
-      </w:r>
-      <w:r>
-        <w:rPr>
-          <w:rFonts w:cs="Times New Roman"/>
-          <w:sz w:val="24"/>
-          <w:szCs w:val="28"/>
-        </w:rPr>
-        <w:t>)</w:t>
-      </w:r>
-      <w:r>
-        <w:rPr>
-          <w:rFonts w:cs="Times New Roman"/>
-          <w:sz w:val="24"/>
-          <w:szCs w:val="28"/>
-        </w:rPr>
-        <w:t xml:space="preserve"> и Т</w:t>
-      </w:r>
-      <w:r>
-        <w:rPr>
-          <w:rFonts w:cs="Times New Roman"/>
-          <w:sz w:val="24"/>
-          <w:szCs w:val="28"/>
-        </w:rPr>
-        <w:t>ехническим заданием</w:t>
-      </w:r>
-      <w:r>
-        <w:rPr>
-          <w:rFonts w:cs="Times New Roman"/>
-          <w:sz w:val="24"/>
-          <w:szCs w:val="28"/>
-        </w:rPr>
-        <w:t>. Структура содержательного отчета должна соответствовать смете расходов</w:t>
-      </w:r>
-      <w:r>
-        <w:rPr>
-          <w:rFonts w:cs="Times New Roman"/>
-          <w:sz w:val="24"/>
-          <w:szCs w:val="28"/>
-        </w:rPr>
-        <w:t xml:space="preserve"> (</w:t>
-      </w:r>
-      <w:r>
-        <w:rPr>
-          <w:rFonts w:cs="Times New Roman"/>
-          <w:sz w:val="24"/>
-          <w:szCs w:val="28"/>
-        </w:rPr>
-        <w:t>при наличии сметы, калькуляции, спецификации</w:t>
-      </w:r>
-      <w:r>
-        <w:rPr>
-          <w:rFonts w:cs="Times New Roman"/>
-          <w:sz w:val="24"/>
-          <w:szCs w:val="28"/>
-        </w:rPr>
-        <w:t>)</w:t>
-      </w:r>
-      <w:r>
-        <w:rPr>
-          <w:rFonts w:cs="Times New Roman"/>
-          <w:sz w:val="24"/>
-          <w:szCs w:val="28"/>
-        </w:rPr>
-        <w:t xml:space="preserve"> и Т</w:t>
-      </w:r>
-      <w:r>
-        <w:rPr>
-          <w:rFonts w:cs="Times New Roman"/>
-          <w:sz w:val="24"/>
-          <w:szCs w:val="28"/>
-        </w:rPr>
-        <w:t>ехническому заданию</w:t>
-      </w:r>
-      <w:r>
-        <w:rPr>
-          <w:rFonts w:cs="Times New Roman"/>
-          <w:sz w:val="24"/>
-          <w:szCs w:val="28"/>
-        </w:rPr>
-        <w:t xml:space="preserve"> и повторять их нумерацию и последовательность.</w:t>
+        <w:t xml:space="preserve"> (оказания Услуг) и ее результаты в соответствии с утвержденной сметой (при наличии сметы, калькуляции, спецификации) и Техническим заданием. Структура содержательного отчета должна соответствовать смете расходов (при наличии сметы, калькуляции, спецификации) и Техническому заданию и повторять их нумерацию и последовательность.</w:t>
       </w:r>
     </w:p>
     <w:p>
@@ -3363,47 +2206,7 @@
           <w:sz w:val="24"/>
           <w:szCs w:val="28"/>
         </w:rPr>
-        <w:t xml:space="preserve"> (</w:t>
-      </w:r>
-      <w:r>
-        <w:rPr>
-          <w:rFonts w:cs="Times New Roman"/>
-          <w:sz w:val="24"/>
-          <w:szCs w:val="28"/>
-        </w:rPr>
-        <w:t>при наличии сметы, калькуляции, спецификации</w:t>
-      </w:r>
-      <w:r>
-        <w:rPr>
-          <w:rFonts w:cs="Times New Roman"/>
-          <w:sz w:val="24"/>
-          <w:szCs w:val="28"/>
-        </w:rPr>
-        <w:t>)</w:t>
-      </w:r>
-      <w:r>
-        <w:rPr>
-          <w:rFonts w:cs="Times New Roman"/>
-          <w:sz w:val="24"/>
-          <w:szCs w:val="28"/>
-        </w:rPr>
-        <w:t xml:space="preserve"> и Т</w:t>
-      </w:r>
-      <w:r>
-        <w:rPr>
-          <w:rFonts w:cs="Times New Roman"/>
-          <w:sz w:val="24"/>
-          <w:szCs w:val="28"/>
-        </w:rPr>
-        <w:t>ехническим заданием</w:t>
-      </w:r>
-      <w:r>
-        <w:rPr>
-          <w:rFonts w:cs="Times New Roman"/>
-          <w:sz w:val="24"/>
-          <w:szCs w:val="28"/>
-        </w:rPr>
-        <w:t>, подтверждённые фотографиями, позволяющими однозначно идентифицировать описание.</w:t>
+        <w:t xml:space="preserve"> (при наличии сметы, калькуляции, спецификации) и Техническим заданием, подтверждённые фотографиями, позволяющими однозначно идентифицировать описание.</w:t>
       </w:r>
     </w:p>
     <w:p>
@@ -3443,15 +2246,7 @@
           <w:sz w:val="24"/>
           <w:szCs w:val="28"/>
         </w:rPr>
-        <w:t>5.3.2.1</w:t>
-      </w:r>
-      <w:r>
-        <w:rPr>
-          <w:rFonts w:cs="Times New Roman"/>
-          <w:sz w:val="24"/>
-          <w:szCs w:val="28"/>
-        </w:rPr>
-        <w:t>.</w:t>
+        <w:t xml:space="preserve">5.3.2.1.</w:t>
       </w:r>
       <w:r>
         <w:rPr>
@@ -3480,15 +2275,7 @@
           <w:sz w:val="24"/>
           <w:szCs w:val="28"/>
         </w:rPr>
-        <w:t>5.3.2.2</w:t>
-      </w:r>
-      <w:r>
-        <w:rPr>
-          <w:rFonts w:cs="Times New Roman"/>
-          <w:sz w:val="24"/>
-          <w:szCs w:val="28"/>
-        </w:rPr>
-        <w:t>.</w:t>
+        <w:t xml:space="preserve">5.3.2.2.</w:t>
       </w:r>
       <w:r>
         <w:rPr>
@@ -3505,15 +2292,7 @@
           <w:sz w:val="24"/>
           <w:szCs w:val="28"/>
         </w:rPr>
-        <w:t>, автобус</w:t>
-      </w:r>
-      <w:r>
-        <w:rPr>
-          <w:rFonts w:cs="Times New Roman"/>
-          <w:sz w:val="24"/>
-          <w:szCs w:val="28"/>
-        </w:rPr>
-        <w:t xml:space="preserve"> и т.д.</w:t>
+        <w:t xml:space="preserve">, автобус и т.д.</w:t>
       </w:r>
     </w:p>
     <w:p>
@@ -3533,15 +2312,7 @@
           <w:sz w:val="24"/>
           <w:szCs w:val="28"/>
         </w:rPr>
-        <w:t>5.3.2.</w:t>
-      </w:r>
-      <w:r>
-        <w:rPr>
-          <w:rFonts w:cs="Times New Roman"/>
-          <w:sz w:val="24"/>
-          <w:szCs w:val="28"/>
-        </w:rPr>
-        <w:t>3.</w:t>
+        <w:t xml:space="preserve">5.3.2.3.</w:t>
       </w:r>
       <w:r>
         <w:rPr>
@@ -3558,15 +2329,7 @@
           <w:sz w:val="24"/>
           <w:szCs w:val="28"/>
         </w:rPr>
-        <w:t>/проекта, оказания Услуг</w:t>
-      </w:r>
-      <w:r>
-        <w:rPr>
-          <w:rFonts w:cs="Times New Roman"/>
-          <w:sz w:val="24"/>
-          <w:szCs w:val="28"/>
-        </w:rPr>
-        <w:t>.</w:t>
+        <w:t xml:space="preserve">/проекта, оказания Услуг.</w:t>
       </w:r>
     </w:p>
     <w:p>
@@ -3586,15 +2349,7 @@
           <w:sz w:val="24"/>
           <w:szCs w:val="28"/>
         </w:rPr>
-        <w:t>5.3.2.</w:t>
-      </w:r>
-      <w:r>
-        <w:rPr>
-          <w:rFonts w:cs="Times New Roman"/>
-          <w:sz w:val="24"/>
-          <w:szCs w:val="28"/>
-        </w:rPr>
-        <w:t>4.</w:t>
+        <w:t xml:space="preserve">5.3.2.4.</w:t>
       </w:r>
       <w:r>
         <w:rPr>
@@ -3623,15 +2378,7 @@
           <w:sz w:val="24"/>
           <w:szCs w:val="28"/>
         </w:rPr>
-        <w:t>5.3.2.</w:t>
-      </w:r>
-      <w:r>
-        <w:rPr>
-          <w:rFonts w:cs="Times New Roman"/>
-          <w:sz w:val="24"/>
-          <w:szCs w:val="28"/>
-        </w:rPr>
-        <w:t>5.</w:t>
+        <w:t xml:space="preserve">5.3.2.5.</w:t>
       </w:r>
       <w:r>
         <w:rPr>
@@ -3660,15 +2407,7 @@
           <w:sz w:val="24"/>
           <w:szCs w:val="28"/>
         </w:rPr>
-        <w:t>5.3.2.</w:t>
-      </w:r>
-      <w:r>
-        <w:rPr>
-          <w:rFonts w:cs="Times New Roman"/>
-          <w:sz w:val="24"/>
-          <w:szCs w:val="28"/>
-        </w:rPr>
-        <w:t>6.</w:t>
+        <w:t xml:space="preserve">5.3.2.6.</w:t>
       </w:r>
       <w:r>
         <w:rPr>
@@ -3697,15 +2436,7 @@
           <w:sz w:val="24"/>
           <w:szCs w:val="28"/>
         </w:rPr>
-        <w:t>5.3.2.</w:t>
-      </w:r>
-      <w:r>
-        <w:rPr>
-          <w:rFonts w:cs="Times New Roman"/>
-          <w:sz w:val="24"/>
-          <w:szCs w:val="28"/>
-        </w:rPr>
-        <w:t>7.</w:t>
+        <w:t xml:space="preserve">5.3.2.7.</w:t>
       </w:r>
       <w:r>
         <w:rPr>
@@ -3760,63 +2491,7 @@
           <w:sz w:val="24"/>
           <w:szCs w:val="28"/>
         </w:rPr>
-        <w:t>Т</w:t>
-      </w:r>
-      <w:r>
-        <w:rPr>
-          <w:rFonts w:cs="Times New Roman"/>
-          <w:sz w:val="24"/>
-          <w:szCs w:val="28"/>
-        </w:rPr>
-        <w:t xml:space="preserve">ехническим заданием и </w:t>
-      </w:r>
-      <w:r>
-        <w:rPr>
-          <w:rFonts w:cs="Times New Roman"/>
-          <w:sz w:val="24"/>
-          <w:szCs w:val="28"/>
-        </w:rPr>
-        <w:t>с</w:t>
-      </w:r>
-      <w:r>
-        <w:rPr>
-          <w:rFonts w:cs="Times New Roman"/>
-          <w:sz w:val="24"/>
-          <w:szCs w:val="28"/>
-        </w:rPr>
-        <w:t>метой (Калькуляцией, Спецификацией)</w:t>
-      </w:r>
-      <w:r>
-        <w:rPr>
-          <w:rFonts w:cs="Times New Roman"/>
-          <w:sz w:val="24"/>
-          <w:szCs w:val="28"/>
-        </w:rPr>
-        <w:t xml:space="preserve"> (</w:t>
-      </w:r>
-      <w:r>
-        <w:rPr>
-          <w:rFonts w:cs="Times New Roman"/>
-          <w:sz w:val="24"/>
-          <w:szCs w:val="28"/>
-        </w:rPr>
-        <w:t>при наличии сметы, калькуляции, спецификации</w:t>
-      </w:r>
-      <w:r>
-        <w:rPr>
-          <w:rFonts w:cs="Times New Roman"/>
-          <w:sz w:val="24"/>
-          <w:szCs w:val="28"/>
-        </w:rPr>
-        <w:t>)</w:t>
-      </w:r>
-      <w:r>
-        <w:rPr>
-          <w:rFonts w:cs="Times New Roman"/>
-          <w:sz w:val="24"/>
-          <w:szCs w:val="28"/>
-        </w:rPr>
-        <w:t>.</w:t>
+        <w:t xml:space="preserve">Техническим заданием и сметой (Калькуляцией, Спецификацией) (при наличии сметы, калькуляции, спецификации).</w:t>
       </w:r>
     </w:p>
     <w:p>
@@ -3836,15 +2511,7 @@
           <w:sz w:val="24"/>
           <w:szCs w:val="28"/>
         </w:rPr>
-        <w:t>5.3.2.</w:t>
-      </w:r>
-      <w:r>
-        <w:rPr>
-          <w:rFonts w:cs="Times New Roman"/>
-          <w:sz w:val="24"/>
-          <w:szCs w:val="28"/>
-        </w:rPr>
-        <w:t>9.</w:t>
+        <w:t xml:space="preserve">5.3.2.9.</w:t>
       </w:r>
       <w:r>
         <w:rPr>
@@ -3873,15 +2540,7 @@
           <w:sz w:val="24"/>
           <w:szCs w:val="28"/>
         </w:rPr>
-        <w:t>5.3.2.</w:t>
-      </w:r>
-      <w:r>
-        <w:rPr>
-          <w:rFonts w:cs="Times New Roman"/>
-          <w:sz w:val="24"/>
-          <w:szCs w:val="28"/>
-        </w:rPr>
-        <w:t>10.</w:t>
+        <w:t xml:space="preserve">5.3.2.10.</w:t>
       </w:r>
       <w:r>
         <w:rPr>
@@ -3892,23 +2551,13 @@
         <w:tab/>
         <w:t>Если объект имеет несколько граней (</w:t>
       </w:r>
-      <w:proofErr w:type="spellStart"/>
-      <w:r>
-        <w:rPr>
-          <w:rFonts w:cs="Times New Roman"/>
-          <w:sz w:val="24"/>
-          <w:szCs w:val="28"/>
-        </w:rPr>
-        <w:t>лайт</w:t>
-      </w:r>
-      <w:proofErr w:type="spellEnd"/>
-      <w:r>
-        <w:rPr>
-          <w:rFonts w:cs="Times New Roman"/>
-          <w:sz w:val="24"/>
-          <w:szCs w:val="28"/>
-        </w:rPr>
-        <w:t>-боксы, сцена и т.д.), фотографии должны отражать все стороны объекта, с указанием размеров каждой из сторон.</w:t>
+      <w:r>
+        <w:rPr>
+          <w:rFonts w:cs="Times New Roman"/>
+          <w:sz w:val="24"/>
+          <w:szCs w:val="28"/>
+        </w:rPr>
+        <w:t xml:space="preserve">лайт-боксы, сцена и т.д.), фотографии должны отражать все стороны объекта, с указанием размеров каждой из сторон.</w:t>
       </w:r>
     </w:p>
     <w:p>
@@ -3928,15 +2577,7 @@
           <w:sz w:val="24"/>
           <w:szCs w:val="28"/>
         </w:rPr>
-        <w:t>5.3.2.</w:t>
-      </w:r>
-      <w:r>
-        <w:rPr>
-          <w:rFonts w:cs="Times New Roman"/>
-          <w:sz w:val="24"/>
-          <w:szCs w:val="28"/>
-        </w:rPr>
-        <w:t>11.</w:t>
+        <w:t xml:space="preserve">5.3.2.11.</w:t>
       </w:r>
       <w:r>
         <w:rPr>
@@ -3953,47 +2594,7 @@
           <w:sz w:val="24"/>
           <w:szCs w:val="28"/>
         </w:rPr>
-        <w:t>с</w:t>
-      </w:r>
-      <w:r>
-        <w:rPr>
-          <w:rFonts w:cs="Times New Roman"/>
-          <w:sz w:val="24"/>
-          <w:szCs w:val="28"/>
-        </w:rPr>
-        <w:t>мете (Калькуляции, Спецификации)</w:t>
-      </w:r>
-      <w:r>
-        <w:rPr>
-          <w:rFonts w:cs="Times New Roman"/>
-          <w:sz w:val="24"/>
-          <w:szCs w:val="28"/>
-        </w:rPr>
-        <w:t xml:space="preserve"> (</w:t>
-      </w:r>
-      <w:r>
-        <w:rPr>
-          <w:rFonts w:cs="Times New Roman"/>
-          <w:sz w:val="24"/>
-          <w:szCs w:val="28"/>
-        </w:rPr>
-        <w:t>при наличии сметы, калькуляции, спецификации</w:t>
-      </w:r>
-      <w:r>
-        <w:rPr>
-          <w:rFonts w:cs="Times New Roman"/>
-          <w:sz w:val="24"/>
-          <w:szCs w:val="28"/>
-        </w:rPr>
-        <w:t>)</w:t>
-      </w:r>
-      <w:r>
-        <w:rPr>
-          <w:rFonts w:cs="Times New Roman"/>
-          <w:sz w:val="24"/>
-          <w:szCs w:val="28"/>
-        </w:rPr>
-        <w:t>, должен быть отражен в отчете отдельной фотографией, с указанием наименования данного элемента.</w:t>
+        <w:t xml:space="preserve">смете (Калькуляции, Спецификации) (при наличии сметы, калькуляции, спецификации), должен быть отражен в отчете отдельной фотографией, с указанием наименования данного элемента.</w:t>
       </w:r>
     </w:p>
     <w:p>
@@ -4013,15 +2614,7 @@
           <w:sz w:val="24"/>
           <w:szCs w:val="28"/>
         </w:rPr>
-        <w:t>5.3.2.</w:t>
-      </w:r>
-      <w:r>
-        <w:rPr>
-          <w:rFonts w:cs="Times New Roman"/>
-          <w:sz w:val="24"/>
-          <w:szCs w:val="28"/>
-        </w:rPr>
-        <w:t>12.</w:t>
+        <w:t xml:space="preserve">5.3.2.12.</w:t>
       </w:r>
       <w:r>
         <w:rPr>
@@ -4038,47 +2631,7 @@
           <w:sz w:val="24"/>
           <w:szCs w:val="28"/>
         </w:rPr>
-        <w:t>/проекту, каждой услуги</w:t>
-      </w:r>
-      <w:r>
-        <w:rPr>
-          <w:rFonts w:cs="Times New Roman"/>
-          <w:sz w:val="24"/>
-          <w:szCs w:val="28"/>
-        </w:rPr>
-        <w:t xml:space="preserve"> должен отражать весь ведущий и исполнительский состав данного мероприятия</w:t>
-      </w:r>
-      <w:r>
-        <w:rPr>
-          <w:rFonts w:cs="Times New Roman"/>
-          <w:sz w:val="24"/>
-          <w:szCs w:val="28"/>
-        </w:rPr>
-        <w:t>/проекта/услуги</w:t>
-      </w:r>
-      <w:r>
-        <w:rPr>
-          <w:rFonts w:cs="Times New Roman"/>
-          <w:sz w:val="24"/>
-          <w:szCs w:val="28"/>
-        </w:rPr>
-        <w:t xml:space="preserve"> при этом в случае исполнения более чем одного номера</w:t>
-      </w:r>
-      <w:r>
-        <w:rPr>
-          <w:rFonts w:cs="Times New Roman"/>
-          <w:sz w:val="24"/>
-          <w:szCs w:val="28"/>
-        </w:rPr>
-        <w:t>,</w:t>
-      </w:r>
-      <w:r>
-        <w:rPr>
-          <w:rFonts w:cs="Times New Roman"/>
-          <w:sz w:val="24"/>
-          <w:szCs w:val="28"/>
-        </w:rPr>
-        <w:t xml:space="preserve"> фотографии должны быть представлены с каждой музыкальной композиции (номера).</w:t>
+        <w:t xml:space="preserve">/проекту, каждой услуги должен отражать весь ведущий и исполнительский состав данного мероприятия/проекта/услуги при этом в случае исполнения более чем одного номера, фотографии должны быть представлены с каждой музыкальной композиции (номера).</w:t>
       </w:r>
     </w:p>
     <w:p>
@@ -4098,15 +2651,7 @@
           <w:sz w:val="24"/>
           <w:szCs w:val="28"/>
         </w:rPr>
-        <w:t>5.3.2.</w:t>
-      </w:r>
-      <w:r>
-        <w:rPr>
-          <w:rFonts w:cs="Times New Roman"/>
-          <w:sz w:val="24"/>
-          <w:szCs w:val="28"/>
-        </w:rPr>
-        <w:t>13.</w:t>
+        <w:t xml:space="preserve">5.3.2.13.</w:t>
       </w:r>
       <w:r>
         <w:rPr>
@@ -4123,63 +2668,7 @@
           <w:sz w:val="24"/>
           <w:szCs w:val="28"/>
         </w:rPr>
-        <w:t xml:space="preserve">Смете </w:t>
-      </w:r>
-      <w:r>
-        <w:rPr>
-          <w:rFonts w:cs="Times New Roman"/>
-          <w:sz w:val="24"/>
-          <w:szCs w:val="28"/>
-        </w:rPr>
-        <w:t>(</w:t>
-      </w:r>
-      <w:r>
-        <w:rPr>
-          <w:rFonts w:cs="Times New Roman"/>
-          <w:sz w:val="24"/>
-          <w:szCs w:val="28"/>
-        </w:rPr>
-        <w:t>Калькуляции</w:t>
-      </w:r>
-      <w:r>
-        <w:rPr>
-          <w:rFonts w:cs="Times New Roman"/>
-          <w:sz w:val="24"/>
-          <w:szCs w:val="28"/>
-        </w:rPr>
-        <w:t>, Спецификации)</w:t>
-      </w:r>
-      <w:r>
-        <w:rPr>
-          <w:rFonts w:cs="Times New Roman"/>
-          <w:sz w:val="24"/>
-          <w:szCs w:val="28"/>
-        </w:rPr>
-        <w:t xml:space="preserve"> (</w:t>
-      </w:r>
-      <w:r>
-        <w:rPr>
-          <w:rFonts w:cs="Times New Roman"/>
-          <w:sz w:val="24"/>
-          <w:szCs w:val="28"/>
-        </w:rPr>
-        <w:t>при наличии сметы, калькуляции, спецификации</w:t>
-      </w:r>
-      <w:r>
-        <w:rPr>
-          <w:rFonts w:cs="Times New Roman"/>
-          <w:sz w:val="24"/>
-          <w:szCs w:val="28"/>
-        </w:rPr>
-        <w:t>)</w:t>
-      </w:r>
-      <w:r>
-        <w:rPr>
-          <w:rFonts w:cs="Times New Roman"/>
-          <w:sz w:val="24"/>
-          <w:szCs w:val="28"/>
-        </w:rPr>
-        <w:t>, должны быть отражены на фотографиях в отчете.</w:t>
+        <w:t xml:space="preserve">Смете (Калькуляции, Спецификации) (при наличии сметы, калькуляции, спецификации), должны быть отражены на фотографиях в отчете.</w:t>
       </w:r>
     </w:p>
     <w:p>
@@ -4199,15 +2688,7 @@
           <w:sz w:val="24"/>
           <w:szCs w:val="28"/>
         </w:rPr>
-        <w:t>5.3.2.</w:t>
-      </w:r>
-      <w:r>
-        <w:rPr>
-          <w:rFonts w:cs="Times New Roman"/>
-          <w:sz w:val="24"/>
-          <w:szCs w:val="28"/>
-        </w:rPr>
-        <w:t>14.</w:t>
+        <w:t xml:space="preserve">5.3.2.14.</w:t>
       </w:r>
       <w:r>
         <w:rPr>
@@ -4236,15 +2717,7 @@
           <w:sz w:val="24"/>
           <w:szCs w:val="28"/>
         </w:rPr>
-        <w:t>5.3.2.</w:t>
-      </w:r>
-      <w:r>
-        <w:rPr>
-          <w:rFonts w:cs="Times New Roman"/>
-          <w:sz w:val="24"/>
-          <w:szCs w:val="28"/>
-        </w:rPr>
-        <w:t>15.</w:t>
+        <w:t xml:space="preserve">5.3.2.15.</w:t>
       </w:r>
       <w:r>
         <w:rPr>
@@ -4261,71 +2734,7 @@
           <w:sz w:val="24"/>
           <w:szCs w:val="28"/>
         </w:rPr>
-        <w:t xml:space="preserve">Техническом задании, </w:t>
-      </w:r>
-      <w:r>
-        <w:rPr>
-          <w:rFonts w:cs="Times New Roman"/>
-          <w:sz w:val="24"/>
-          <w:szCs w:val="28"/>
-        </w:rPr>
-        <w:t xml:space="preserve">Смете </w:t>
-      </w:r>
-      <w:r>
-        <w:rPr>
-          <w:rFonts w:cs="Times New Roman"/>
-          <w:sz w:val="24"/>
-          <w:szCs w:val="28"/>
-        </w:rPr>
-        <w:t>(</w:t>
-      </w:r>
-      <w:r>
-        <w:rPr>
-          <w:rFonts w:cs="Times New Roman"/>
-          <w:sz w:val="24"/>
-          <w:szCs w:val="28"/>
-        </w:rPr>
-        <w:t>Калькуляции</w:t>
-      </w:r>
-      <w:r>
-        <w:rPr>
-          <w:rFonts w:cs="Times New Roman"/>
-          <w:sz w:val="24"/>
-          <w:szCs w:val="28"/>
-        </w:rPr>
-        <w:t>, Спецификации)</w:t>
-      </w:r>
-      <w:r>
-        <w:rPr>
-          <w:rFonts w:cs="Times New Roman"/>
-          <w:sz w:val="24"/>
-          <w:szCs w:val="28"/>
-        </w:rPr>
-        <w:t xml:space="preserve"> (</w:t>
-      </w:r>
-      <w:r>
-        <w:rPr>
-          <w:rFonts w:cs="Times New Roman"/>
-          <w:sz w:val="24"/>
-          <w:szCs w:val="28"/>
-        </w:rPr>
-        <w:t>при наличии сметы, калькуляции, спецификации</w:t>
-      </w:r>
-      <w:r>
-        <w:rPr>
-          <w:rFonts w:cs="Times New Roman"/>
-          <w:sz w:val="24"/>
-          <w:szCs w:val="28"/>
-        </w:rPr>
-        <w:t>)</w:t>
-      </w:r>
-      <w:r>
-        <w:rPr>
-          <w:rFonts w:cs="Times New Roman"/>
-          <w:sz w:val="24"/>
-          <w:szCs w:val="28"/>
-        </w:rPr>
-        <w:t>.</w:t>
+        <w:t xml:space="preserve">Техническом задании, Смете (Калькуляции, Спецификации) (при наличии сметы, калькуляции, спецификации).</w:t>
       </w:r>
     </w:p>
     <w:p>
@@ -4345,15 +2754,7 @@
           <w:sz w:val="24"/>
           <w:szCs w:val="28"/>
         </w:rPr>
-        <w:t>5.3.2.</w:t>
-      </w:r>
-      <w:r>
-        <w:rPr>
-          <w:rFonts w:cs="Times New Roman"/>
-          <w:sz w:val="24"/>
-          <w:szCs w:val="28"/>
-        </w:rPr>
-        <w:t>16.</w:t>
+        <w:t xml:space="preserve">5.3.2.16.</w:t>
       </w:r>
       <w:r>
         <w:rPr>
@@ -4382,15 +2783,7 @@
           <w:sz w:val="24"/>
           <w:szCs w:val="28"/>
         </w:rPr>
-        <w:t>5.3.2.</w:t>
-      </w:r>
-      <w:r>
-        <w:rPr>
-          <w:rFonts w:cs="Times New Roman"/>
-          <w:sz w:val="24"/>
-          <w:szCs w:val="28"/>
-        </w:rPr>
-        <w:t>17.</w:t>
+        <w:t xml:space="preserve">5.3.2.17.</w:t>
       </w:r>
       <w:r>
         <w:rPr>
@@ -4419,15 +2812,7 @@
           <w:sz w:val="24"/>
           <w:szCs w:val="28"/>
         </w:rPr>
-        <w:t>5.3.2.</w:t>
-      </w:r>
-      <w:r>
-        <w:rPr>
-          <w:rFonts w:cs="Times New Roman"/>
-          <w:sz w:val="24"/>
-          <w:szCs w:val="28"/>
-        </w:rPr>
-        <w:t>18.</w:t>
+        <w:t xml:space="preserve">5.3.2.18.</w:t>
       </w:r>
       <w:r>
         <w:rPr>
@@ -4444,63 +2829,7 @@
           <w:sz w:val="24"/>
           <w:szCs w:val="28"/>
         </w:rPr>
-        <w:t xml:space="preserve">Сметой </w:t>
-      </w:r>
-      <w:r>
-        <w:rPr>
-          <w:rFonts w:cs="Times New Roman"/>
-          <w:sz w:val="24"/>
-          <w:szCs w:val="28"/>
-        </w:rPr>
-        <w:t>(</w:t>
-      </w:r>
-      <w:r>
-        <w:rPr>
-          <w:rFonts w:cs="Times New Roman"/>
-          <w:sz w:val="24"/>
-          <w:szCs w:val="28"/>
-        </w:rPr>
-        <w:t>Калькуляцией</w:t>
-      </w:r>
-      <w:r>
-        <w:rPr>
-          <w:rFonts w:cs="Times New Roman"/>
-          <w:sz w:val="24"/>
-          <w:szCs w:val="28"/>
-        </w:rPr>
-        <w:t>, Спецификацией)</w:t>
-      </w:r>
-      <w:r>
-        <w:rPr>
-          <w:rFonts w:cs="Times New Roman"/>
-          <w:sz w:val="24"/>
-          <w:szCs w:val="28"/>
-        </w:rPr>
-        <w:t xml:space="preserve"> (при наличии</w:t>
-      </w:r>
-      <w:r>
-        <w:rPr>
-          <w:rFonts w:cs="Times New Roman"/>
-          <w:sz w:val="24"/>
-          <w:szCs w:val="28"/>
-        </w:rPr>
-        <w:t xml:space="preserve"> сметы, калькуляции, спецификации</w:t>
-      </w:r>
-      <w:r>
-        <w:rPr>
-          <w:rFonts w:cs="Times New Roman"/>
-          <w:sz w:val="24"/>
-          <w:szCs w:val="28"/>
-        </w:rPr>
-        <w:t>)</w:t>
-      </w:r>
-      <w:r>
-        <w:rPr>
-          <w:rFonts w:cs="Times New Roman"/>
-          <w:sz w:val="24"/>
-          <w:szCs w:val="28"/>
-        </w:rPr>
-        <w:t>.</w:t>
+        <w:t xml:space="preserve">Сметой (Калькуляцией, Спецификацией) (при наличии сметы, калькуляции, спецификации).</w:t>
       </w:r>
     </w:p>
     <w:p>
@@ -4520,15 +2849,7 @@
           <w:sz w:val="24"/>
           <w:szCs w:val="28"/>
         </w:rPr>
-        <w:t>5.3.2.</w:t>
-      </w:r>
-      <w:r>
-        <w:rPr>
-          <w:rFonts w:cs="Times New Roman"/>
-          <w:sz w:val="24"/>
-          <w:szCs w:val="28"/>
-        </w:rPr>
-        <w:t>19.</w:t>
+        <w:t xml:space="preserve">5.3.2.19.</w:t>
       </w:r>
       <w:r>
         <w:rPr>
@@ -4545,55 +2866,7 @@
           <w:sz w:val="24"/>
           <w:szCs w:val="28"/>
         </w:rPr>
-        <w:t xml:space="preserve"> заданием и </w:t>
-      </w:r>
-      <w:r>
-        <w:rPr>
-          <w:rFonts w:cs="Times New Roman"/>
-          <w:sz w:val="24"/>
-          <w:szCs w:val="28"/>
-        </w:rPr>
-        <w:t xml:space="preserve">Сметой </w:t>
-      </w:r>
-      <w:r>
-        <w:rPr>
-          <w:rFonts w:cs="Times New Roman"/>
-          <w:sz w:val="24"/>
-          <w:szCs w:val="28"/>
-        </w:rPr>
-        <w:t>(</w:t>
-      </w:r>
-      <w:r>
-        <w:rPr>
-          <w:rFonts w:cs="Times New Roman"/>
-          <w:sz w:val="24"/>
-          <w:szCs w:val="28"/>
-        </w:rPr>
-        <w:t>Калькуляцией</w:t>
-      </w:r>
-      <w:r>
-        <w:rPr>
-          <w:rFonts w:cs="Times New Roman"/>
-          <w:sz w:val="24"/>
-          <w:szCs w:val="28"/>
-        </w:rPr>
-        <w:t>, Спецификацией)</w:t>
-      </w:r>
-      <w:r>
-        <w:rPr>
-          <w:rFonts w:cs="Times New Roman"/>
-          <w:sz w:val="24"/>
-          <w:szCs w:val="28"/>
-        </w:rPr>
-        <w:t xml:space="preserve"> (при наличии сметы, калькуляции, спецификации)</w:t>
-      </w:r>
-      <w:r>
-        <w:rPr>
-          <w:rFonts w:cs="Times New Roman"/>
-          <w:sz w:val="24"/>
-          <w:szCs w:val="28"/>
-        </w:rPr>
-        <w:t xml:space="preserve"> предусматривается изготовление (предоставление) элементов декора и/или конструкций необходимых для них, в составе отчетной документации представляются схемы, чертежи, макеты элементов декора и/или конструкций с нанесением размерной сетки.</w:t>
+        <w:t xml:space="preserve"> заданием и Сметой (Калькуляцией, Спецификацией) (при наличии сметы, калькуляции, спецификации) предусматривается изготовление (предоставление) элементов декора и/или конструкций необходимых для них, в составе отчетной документации представляются схемы, чертежи, макеты элементов декора и/или конструкций с нанесением размерной сетки.</w:t>
       </w:r>
     </w:p>
     <w:p>
@@ -4732,15 +3005,7 @@
           <w:sz w:val="24"/>
           <w:szCs w:val="28"/>
         </w:rPr>
-        <w:t xml:space="preserve"> (оказание Услуг)</w:t>
-      </w:r>
-      <w:r>
-        <w:rPr>
-          <w:rFonts w:cs="Times New Roman"/>
-          <w:sz w:val="24"/>
-          <w:szCs w:val="28"/>
-        </w:rPr>
-        <w:t>: законченные работы в виде исследования, концепции, рекламной кампании, подготовленные документы, опубликованные, иллюстрированные, видео-, аудио и другие материалы.</w:t>
+        <w:t xml:space="preserve"> (оказание Услуг): законченные работы в виде исследования, концепции, рекламной кампании, подготовленные документы, опубликованные, иллюстрированные, видео-, аудио и другие материалы.</w:t>
       </w:r>
     </w:p>
     <w:p>
@@ -5655,15 +3920,7 @@
           <w:sz w:val="24"/>
           <w:szCs w:val="28"/>
         </w:rPr>
-        <w:t>г</w:t>
-      </w:r>
-      <w:r>
-        <w:rPr>
-          <w:rFonts w:cs="Times New Roman"/>
-          <w:sz w:val="24"/>
-          <w:szCs w:val="28"/>
-        </w:rPr>
-        <w:t>. № 402-ФЗ «О бухгалтерском учете» к оформлению первичных учетных документов.</w:t>
+        <w:t xml:space="preserve">г. № 402-ФЗ «О бухгалтерском учете» к оформлению первичных учетных документов.</w:t>
       </w:r>
     </w:p>
     <w:p>
@@ -5758,23 +4015,7 @@
           <w:sz w:val="24"/>
           <w:szCs w:val="28"/>
         </w:rPr>
-        <w:t>ы</w:t>
-      </w:r>
-      <w:r>
-        <w:rPr>
-          <w:rFonts w:cs="Times New Roman"/>
-          <w:sz w:val="24"/>
-          <w:szCs w:val="28"/>
-        </w:rPr>
-        <w:t xml:space="preserve"> на оказание услуг с контрагентами со всеми приложениями в том числе детализованную смету расходов, в соответствии с договором с Заказчиком</w:t>
-      </w:r>
-      <w:r>
-        <w:rPr>
-          <w:rFonts w:cs="Times New Roman"/>
-          <w:sz w:val="24"/>
-          <w:szCs w:val="28"/>
-        </w:rPr>
-        <w:t>;</w:t>
+        <w:t xml:space="preserve">ы на оказание услуг с контрагентами со всеми приложениями в том числе детализованную смету расходов, в соответствии с договором с Заказчиком;</w:t>
       </w:r>
     </w:p>
     <w:p>
@@ -5885,15 +4126,7 @@
           <w:sz w:val="24"/>
           <w:szCs w:val="28"/>
         </w:rPr>
-        <w:t>;</w:t>
-      </w:r>
-      <w:r>
-        <w:rPr>
-          <w:rFonts w:cs="Times New Roman"/>
-          <w:sz w:val="24"/>
-          <w:szCs w:val="28"/>
-        </w:rPr>
-        <w:t xml:space="preserve"> </w:t>
+        <w:t xml:space="preserve">; </w:t>
       </w:r>
     </w:p>
     <w:p>
@@ -6341,65 +4574,7 @@
           <w:sz w:val="24"/>
           <w:szCs w:val="28"/>
         </w:rPr>
-        <w:t>Первый уровень договорных отношений</w:t>
-      </w:r>
-      <w:r>
-        <w:rPr>
-          <w:rFonts w:cs="Times New Roman"/>
-          <w:sz w:val="24"/>
-          <w:szCs w:val="28"/>
-        </w:rPr>
-        <w:t xml:space="preserve"> </w:t>
-      </w:r>
-      <w:proofErr w:type="gramStart"/>
-      <w:r>
-        <w:rPr>
-          <w:rFonts w:cs="Times New Roman"/>
-          <w:sz w:val="24"/>
-          <w:szCs w:val="28"/>
-        </w:rPr>
-        <w:t>- это</w:t>
-      </w:r>
-      <w:proofErr w:type="gramEnd"/>
-      <w:r>
-        <w:rPr>
-          <w:rFonts w:cs="Times New Roman"/>
-          <w:sz w:val="24"/>
-          <w:szCs w:val="28"/>
-        </w:rPr>
-        <w:t xml:space="preserve"> взаимоотношения между </w:t>
-      </w:r>
-      <w:r>
-        <w:rPr>
-          <w:rFonts w:cs="Times New Roman"/>
-          <w:sz w:val="24"/>
-          <w:szCs w:val="28"/>
-        </w:rPr>
-        <w:t>ВСКС</w:t>
-      </w:r>
-      <w:r>
-        <w:rPr>
-          <w:rFonts w:cs="Times New Roman"/>
-          <w:sz w:val="24"/>
-          <w:szCs w:val="28"/>
-        </w:rPr>
-        <w:t xml:space="preserve"> и </w:t>
-      </w:r>
-      <w:r>
-        <w:rPr>
-          <w:rFonts w:cs="Times New Roman"/>
-          <w:sz w:val="24"/>
-          <w:szCs w:val="28"/>
-        </w:rPr>
-        <w:t>И</w:t>
-      </w:r>
-      <w:r>
-        <w:rPr>
-          <w:rFonts w:cs="Times New Roman"/>
-          <w:sz w:val="24"/>
-          <w:szCs w:val="28"/>
-        </w:rPr>
-        <w:t>сполнителем по заключенному между ними договору.</w:t>
+        <w:t xml:space="preserve">Первый уровень договорных отношений - это взаимоотношения между Заказчиком и Исполнителем по заключенному между ними договору.</w:t>
       </w:r>
     </w:p>
     <w:p>
@@ -6419,39 +4594,7 @@
           <w:sz w:val="24"/>
           <w:szCs w:val="28"/>
         </w:rPr>
-        <w:t>Второй уровень договорных отношений –</w:t>
-      </w:r>
-      <w:r>
-        <w:rPr>
-          <w:rFonts w:cs="Times New Roman"/>
-          <w:sz w:val="24"/>
-          <w:szCs w:val="28"/>
-        </w:rPr>
-        <w:t xml:space="preserve"> </w:t>
-      </w:r>
-      <w:r>
-        <w:rPr>
-          <w:rFonts w:cs="Times New Roman"/>
-          <w:sz w:val="24"/>
-          <w:szCs w:val="28"/>
-        </w:rPr>
-        <w:t xml:space="preserve">это взаимоотношения между </w:t>
-      </w:r>
-      <w:r>
-        <w:rPr>
-          <w:rFonts w:cs="Times New Roman"/>
-          <w:sz w:val="24"/>
-          <w:szCs w:val="28"/>
-        </w:rPr>
-        <w:t>И</w:t>
-      </w:r>
-      <w:r>
-        <w:rPr>
-          <w:rFonts w:cs="Times New Roman"/>
-          <w:sz w:val="24"/>
-          <w:szCs w:val="28"/>
-        </w:rPr>
-        <w:t>сполнителем и соисполнителем по заключенному между ними договору.</w:t>
+        <w:t xml:space="preserve">Второй уровень договорных отношений – это взаимоотношения между Исполнителем и соисполнителем по заключенному между ними договору.</w:t>
       </w:r>
     </w:p>
     <w:p>
@@ -6500,23 +4643,15 @@
           <w:szCs w:val="28"/>
         </w:rPr>
         <w:tab/>
-        <w:t xml:space="preserve"> Все не подтвержденные расходы, а также расходы, превышающие утвержденные в смете и не согласованные должным образом с Заказчиком, являются расходами Исполнителя и не подлежат оплате со стороны </w:t>
-      </w:r>
-      <w:r>
-        <w:rPr>
-          <w:rFonts w:cs="Times New Roman"/>
-          <w:sz w:val="24"/>
-          <w:szCs w:val="28"/>
-        </w:rPr>
-        <w:t>ВСКС</w:t>
-      </w:r>
-      <w:r>
-        <w:rPr>
-          <w:rFonts w:cs="Times New Roman"/>
-          <w:sz w:val="24"/>
-          <w:szCs w:val="28"/>
-        </w:rPr>
-        <w:t>.</w:t>
+        <w:t xml:space="preserve"> Все не подтвержденные расходы, а также расходы, превышающие утвержденные в смете и не согласованные должным образом с Заказчиком, являются расходами Исполнителя и не подлежат оплате со стороны Заказчика.</w:t>
+      </w:r>
+      <w:r>
+        <w:rPr>
+          <w:rFonts w:cs="Times New Roman"/>
+          <w:sz w:val="24"/>
+          <w:szCs w:val="28"/>
+        </w:rPr>
+        <w:t xml:space="preserve"/>
       </w:r>
     </w:p>
     <w:p>
@@ -6710,23 +4845,7 @@
                 <w:sz w:val="24"/>
                 <w:szCs w:val="24"/>
               </w:rPr>
-              <w:t>Копии первичных бухгалтерских документов</w:t>
-            </w:r>
-            <w:r>
-              <w:rPr>
-                <w:rFonts w:cs="Times New Roman"/>
-                <w:sz w:val="24"/>
-                <w:szCs w:val="24"/>
-              </w:rPr>
-              <w:t>, в соответствии с п.6.3.1.</w:t>
-            </w:r>
-            <w:r>
-              <w:rPr>
-                <w:rFonts w:cs="Times New Roman"/>
-                <w:sz w:val="24"/>
-                <w:szCs w:val="24"/>
-              </w:rPr>
-              <w:t xml:space="preserve"> </w:t>
+              <w:t xml:space="preserve">Копии первичных бухгалтерских документов, в соответствии с п.6.3.1. </w:t>
             </w:r>
           </w:p>
           <w:p>
@@ -6748,23 +4867,7 @@
                 <w:sz w:val="24"/>
                 <w:szCs w:val="24"/>
               </w:rPr>
-              <w:t xml:space="preserve">- </w:t>
-            </w:r>
-            <w:r>
-              <w:rPr>
-                <w:rFonts w:cs="Times New Roman"/>
-                <w:sz w:val="24"/>
-                <w:szCs w:val="24"/>
-              </w:rPr>
-              <w:t>в</w:t>
-            </w:r>
-            <w:r>
-              <w:rPr>
-                <w:rFonts w:cs="Times New Roman"/>
-                <w:sz w:val="24"/>
-                <w:szCs w:val="24"/>
-              </w:rPr>
-              <w:t xml:space="preserve"> случае, если в состав обязательств по договору включается аренда помещений, </w:t>
+              <w:t xml:space="preserve">- в случае, если в состав обязательств по договору включается аренда помещений, </w:t>
             </w:r>
             <w:r>
               <w:rPr>
@@ -6859,261 +4962,133 @@
                 <w:sz w:val="24"/>
                 <w:szCs w:val="24"/>
               </w:rPr>
-              <w:t>-</w:t>
+              <w:t xml:space="preserve">- Копии первичных бухгалтерских документов, в соответствии с п.6.3.1.</w:t>
             </w:r>
-            <w:r>
+          </w:p>
+          <w:p>
+            <w:pPr>
+              <w:jc w:val="both"/>
               <w:rPr>
                 <w:rFonts w:cs="Times New Roman"/>
                 <w:sz w:val="24"/>
                 <w:szCs w:val="24"/>
               </w:rPr>
-              <w:t xml:space="preserve"> Копии первичных бухгалтерских документов, в соответствии с п.6.3.1.</w:t>
-            </w:r>
-          </w:p>
-          <w:p>
-            <w:pPr>
-              <w:jc w:val="both"/>
+            </w:pPr>
+            <w:r>
               <w:rPr>
                 <w:rFonts w:cs="Times New Roman"/>
                 <w:sz w:val="24"/>
                 <w:szCs w:val="24"/>
               </w:rPr>
-            </w:pPr>
-            <w:r>
+              <w:t xml:space="preserve">- копии договоров с привлеченными специалистами;</w:t>
+            </w:r>
+          </w:p>
+          <w:p>
+            <w:pPr>
+              <w:jc w:val="both"/>
               <w:rPr>
                 <w:rFonts w:cs="Times New Roman"/>
                 <w:sz w:val="24"/>
                 <w:szCs w:val="24"/>
               </w:rPr>
-              <w:t xml:space="preserve">- </w:t>
-            </w:r>
+            </w:pPr>
             <w:r>
               <w:rPr>
                 <w:rFonts w:cs="Times New Roman"/>
                 <w:sz w:val="24"/>
                 <w:szCs w:val="24"/>
               </w:rPr>
-              <w:t>к</w:t>
+              <w:t xml:space="preserve">- копия табеля учета рабочего времени;</w:t>
             </w:r>
-            <w:r>
+          </w:p>
+          <w:p>
+            <w:pPr>
+              <w:jc w:val="both"/>
               <w:rPr>
                 <w:rFonts w:cs="Times New Roman"/>
                 <w:sz w:val="24"/>
                 <w:szCs w:val="24"/>
               </w:rPr>
-              <w:t>опии договоров с привлеченными специалистами;</w:t>
-            </w:r>
-          </w:p>
-          <w:p>
-            <w:pPr>
-              <w:jc w:val="both"/>
+            </w:pPr>
+            <w:r>
               <w:rPr>
                 <w:rFonts w:cs="Times New Roman"/>
                 <w:sz w:val="24"/>
                 <w:szCs w:val="24"/>
               </w:rPr>
-            </w:pPr>
-            <w:r>
+              <w:t xml:space="preserve">- копии расчётных ведомостей;</w:t>
+            </w:r>
+          </w:p>
+          <w:p>
+            <w:pPr>
+              <w:jc w:val="both"/>
               <w:rPr>
                 <w:rFonts w:cs="Times New Roman"/>
                 <w:sz w:val="24"/>
                 <w:szCs w:val="24"/>
               </w:rPr>
-              <w:t xml:space="preserve">- </w:t>
-            </w:r>
+            </w:pPr>
             <w:r>
               <w:rPr>
                 <w:rFonts w:cs="Times New Roman"/>
                 <w:sz w:val="24"/>
                 <w:szCs w:val="24"/>
               </w:rPr>
-              <w:t>к</w:t>
+              <w:t xml:space="preserve">- в случае привлечения квалифицированных специалистов – подтверждение квалификации (дипломы, свидетельства о повышении квалификации и т.д.);</w:t>
             </w:r>
-            <w:r>
+          </w:p>
+          <w:p>
+            <w:pPr>
+              <w:jc w:val="both"/>
               <w:rPr>
                 <w:rFonts w:cs="Times New Roman"/>
                 <w:sz w:val="24"/>
                 <w:szCs w:val="24"/>
               </w:rPr>
-              <w:t>опия табеля учета рабочего времени;</w:t>
-            </w:r>
-          </w:p>
-          <w:p>
-            <w:pPr>
-              <w:jc w:val="both"/>
+            </w:pPr>
+            <w:r>
               <w:rPr>
                 <w:rFonts w:cs="Times New Roman"/>
                 <w:sz w:val="24"/>
                 <w:szCs w:val="24"/>
               </w:rPr>
-            </w:pPr>
-            <w:r>
+              <w:t xml:space="preserve">- другие подтверждающие документы расчётов с привлечёнными специалистами;</w:t>
+            </w:r>
+          </w:p>
+          <w:p>
+            <w:pPr>
+              <w:jc w:val="both"/>
               <w:rPr>
                 <w:rFonts w:cs="Times New Roman"/>
                 <w:sz w:val="24"/>
                 <w:szCs w:val="24"/>
               </w:rPr>
-              <w:t xml:space="preserve">- </w:t>
-            </w:r>
+            </w:pPr>
             <w:r>
               <w:rPr>
                 <w:rFonts w:cs="Times New Roman"/>
                 <w:sz w:val="24"/>
                 <w:szCs w:val="24"/>
               </w:rPr>
-              <w:t>к</w:t>
+              <w:t xml:space="preserve">- копии договоров с соисполнителями (субподрядчиками) с актами оказанных услуг (выполненных работ).</w:t>
             </w:r>
-            <w:r>
+          </w:p>
+          <w:p>
+            <w:pPr>
+              <w:jc w:val="both"/>
               <w:rPr>
                 <w:rFonts w:cs="Times New Roman"/>
                 <w:sz w:val="24"/>
                 <w:szCs w:val="24"/>
               </w:rPr>
-              <w:t>опии расчётных ведомостей;</w:t>
-            </w:r>
-          </w:p>
-          <w:p>
-            <w:pPr>
-              <w:jc w:val="both"/>
+            </w:pPr>
+            <w:r>
               <w:rPr>
                 <w:rFonts w:cs="Times New Roman"/>
                 <w:sz w:val="24"/>
                 <w:szCs w:val="24"/>
               </w:rPr>
-            </w:pPr>
-            <w:r>
-              <w:rPr>
-                <w:rFonts w:cs="Times New Roman"/>
-                <w:sz w:val="24"/>
-                <w:szCs w:val="24"/>
-              </w:rPr>
-              <w:t>-</w:t>
-            </w:r>
-            <w:r>
-              <w:rPr>
-                <w:rFonts w:cs="Times New Roman"/>
-                <w:sz w:val="24"/>
-                <w:szCs w:val="24"/>
-              </w:rPr>
-              <w:t xml:space="preserve"> </w:t>
-            </w:r>
-            <w:r>
-              <w:rPr>
-                <w:rFonts w:cs="Times New Roman"/>
-                <w:sz w:val="24"/>
-                <w:szCs w:val="24"/>
-              </w:rPr>
-              <w:t>в</w:t>
-            </w:r>
-            <w:r>
-              <w:rPr>
-                <w:rFonts w:cs="Times New Roman"/>
-                <w:sz w:val="24"/>
-                <w:szCs w:val="24"/>
-              </w:rPr>
-              <w:t xml:space="preserve"> случае привлечения квалифицированных специалистов – подтверждение квалификации (дипломы, свидетельства о повышении квалификации и т.д.);</w:t>
-            </w:r>
-          </w:p>
-          <w:p>
-            <w:pPr>
-              <w:jc w:val="both"/>
-              <w:rPr>
-                <w:rFonts w:cs="Times New Roman"/>
-                <w:sz w:val="24"/>
-                <w:szCs w:val="24"/>
-              </w:rPr>
-            </w:pPr>
-            <w:r>
-              <w:rPr>
-                <w:rFonts w:cs="Times New Roman"/>
-                <w:sz w:val="24"/>
-                <w:szCs w:val="24"/>
-              </w:rPr>
-              <w:t xml:space="preserve">- </w:t>
-            </w:r>
-            <w:r>
-              <w:rPr>
-                <w:rFonts w:cs="Times New Roman"/>
-                <w:sz w:val="24"/>
-                <w:szCs w:val="24"/>
-              </w:rPr>
-              <w:t>д</w:t>
-            </w:r>
-            <w:r>
-              <w:rPr>
-                <w:rFonts w:cs="Times New Roman"/>
-                <w:sz w:val="24"/>
-                <w:szCs w:val="24"/>
-              </w:rPr>
-              <w:t>ругие подтверждающие документы расчётов с привлечёнными специалистами;</w:t>
-            </w:r>
-          </w:p>
-          <w:p>
-            <w:pPr>
-              <w:jc w:val="both"/>
-              <w:rPr>
-                <w:rFonts w:cs="Times New Roman"/>
-                <w:sz w:val="24"/>
-                <w:szCs w:val="24"/>
-              </w:rPr>
-            </w:pPr>
-            <w:r>
-              <w:rPr>
-                <w:rFonts w:cs="Times New Roman"/>
-                <w:sz w:val="24"/>
-                <w:szCs w:val="24"/>
-              </w:rPr>
-              <w:t xml:space="preserve">- </w:t>
-            </w:r>
-            <w:r>
-              <w:rPr>
-                <w:rFonts w:cs="Times New Roman"/>
-                <w:sz w:val="24"/>
-                <w:szCs w:val="24"/>
-              </w:rPr>
-              <w:t>к</w:t>
-            </w:r>
-            <w:r>
-              <w:rPr>
-                <w:rFonts w:cs="Times New Roman"/>
-                <w:sz w:val="24"/>
-                <w:szCs w:val="24"/>
-              </w:rPr>
-              <w:t>опии договоров с соисполнителями (субподрядчиками) с актами оказанных услуг (выполненных работ).</w:t>
-            </w:r>
-          </w:p>
-          <w:p>
-            <w:pPr>
-              <w:jc w:val="both"/>
-              <w:rPr>
-                <w:rFonts w:cs="Times New Roman"/>
-                <w:sz w:val="24"/>
-                <w:szCs w:val="24"/>
-              </w:rPr>
-            </w:pPr>
-            <w:r>
-              <w:rPr>
-                <w:rFonts w:cs="Times New Roman"/>
-                <w:sz w:val="24"/>
-                <w:szCs w:val="24"/>
-              </w:rPr>
-              <w:t xml:space="preserve">- </w:t>
-            </w:r>
-            <w:r>
-              <w:rPr>
-                <w:rFonts w:cs="Times New Roman"/>
-                <w:sz w:val="24"/>
-                <w:szCs w:val="24"/>
-              </w:rPr>
-              <w:t>сходно-кассовый ордер</w:t>
-            </w:r>
-            <w:r>
-              <w:rPr>
-                <w:rFonts w:cs="Times New Roman"/>
-                <w:sz w:val="24"/>
-                <w:szCs w:val="24"/>
-              </w:rPr>
-              <w:t>.</w:t>
+              <w:t xml:space="preserve">- сходно-кассовый ордер.</w:t>
             </w:r>
           </w:p>
           <w:p>
@@ -7190,23 +5165,25 @@
                 <w:sz w:val="24"/>
                 <w:szCs w:val="24"/>
               </w:rPr>
-              <w:t xml:space="preserve">- </w:t>
+              <w:t xml:space="preserve">- Копии первичных бухгалтерских документов, в соответствии с п.6.3.1.</w:t>
             </w:r>
-            <w:r>
+          </w:p>
+          <w:p>
+            <w:pPr>
+              <w:jc w:val="both"/>
               <w:rPr>
                 <w:rFonts w:cs="Times New Roman"/>
                 <w:sz w:val="24"/>
                 <w:szCs w:val="24"/>
               </w:rPr>
-              <w:t>Копии первичных бухгалтерских документов</w:t>
-            </w:r>
+            </w:pPr>
             <w:r>
               <w:rPr>
                 <w:rFonts w:cs="Times New Roman"/>
                 <w:sz w:val="24"/>
                 <w:szCs w:val="24"/>
               </w:rPr>
-              <w:t>, в соответствии с п.6.3.1.</w:t>
+              <w:t>- копии договоров с соисполнителями (субподрядчиками);</w:t>
             </w:r>
           </w:p>
           <w:p>
@@ -7224,7 +5201,7 @@
                 <w:sz w:val="24"/>
                 <w:szCs w:val="24"/>
               </w:rPr>
-              <w:t>- копии договоров с соисполнителями (субподрядчиками);</w:t>
+              <w:t>- копии товарных накладных унифицированной формы ТОРГ-12;</w:t>
             </w:r>
           </w:p>
           <w:p>
@@ -7242,7 +5219,7 @@
                 <w:sz w:val="24"/>
                 <w:szCs w:val="24"/>
               </w:rPr>
-              <w:t>- копии товарных накладных унифицированной формы ТОРГ-12;</w:t>
+              <w:t>- копии актов сдачи-приемки оказанных услуг (выполненных работ);</w:t>
             </w:r>
           </w:p>
           <w:p>
@@ -7260,7 +5237,7 @@
                 <w:sz w:val="24"/>
                 <w:szCs w:val="24"/>
               </w:rPr>
-              <w:t>- копии актов сдачи-приемки оказанных услуг (выполненных работ);</w:t>
+              <w:t>- копии платёжных поручений;</w:t>
             </w:r>
           </w:p>
           <w:p>
@@ -7278,43 +5255,7 @@
                 <w:sz w:val="24"/>
                 <w:szCs w:val="24"/>
               </w:rPr>
-              <w:t>- копии платёжных поручений;</w:t>
-            </w:r>
-          </w:p>
-          <w:p>
-            <w:pPr>
-              <w:jc w:val="both"/>
-              <w:rPr>
-                <w:rFonts w:cs="Times New Roman"/>
-                <w:sz w:val="24"/>
-                <w:szCs w:val="24"/>
-              </w:rPr>
-            </w:pPr>
-            <w:r>
-              <w:rPr>
-                <w:rFonts w:cs="Times New Roman"/>
-                <w:sz w:val="24"/>
-                <w:szCs w:val="24"/>
-              </w:rPr>
-              <w:t xml:space="preserve">- </w:t>
-            </w:r>
-            <w:proofErr w:type="gramStart"/>
-            <w:r>
-              <w:rPr>
-                <w:rFonts w:cs="Times New Roman"/>
-                <w:sz w:val="24"/>
-                <w:szCs w:val="24"/>
-              </w:rPr>
-              <w:t>фото материалы</w:t>
-            </w:r>
-            <w:proofErr w:type="gramEnd"/>
-            <w:r>
-              <w:rPr>
-                <w:rFonts w:cs="Times New Roman"/>
-                <w:sz w:val="24"/>
-                <w:szCs w:val="24"/>
-              </w:rPr>
-              <w:t>;</w:t>
+              <w:t xml:space="preserve">- фото материалы;</w:t>
             </w:r>
           </w:p>
           <w:p>
@@ -7436,31 +5377,7 @@
                 <w:sz w:val="24"/>
                 <w:szCs w:val="24"/>
               </w:rPr>
-              <w:t>А</w:t>
-            </w:r>
-            <w:r>
-              <w:rPr>
-                <w:rFonts w:ascii="Times New Roman" w:hAnsi="Times New Roman" w:cs="Times New Roman"/>
-                <w:sz w:val="24"/>
-                <w:szCs w:val="24"/>
-              </w:rPr>
-              <w:t>ренд</w:t>
-            </w:r>
-            <w:r>
-              <w:rPr>
-                <w:rFonts w:ascii="Times New Roman" w:hAnsi="Times New Roman" w:cs="Times New Roman"/>
-                <w:sz w:val="24"/>
-                <w:szCs w:val="24"/>
-              </w:rPr>
-              <w:t>а</w:t>
-            </w:r>
-            <w:r>
-              <w:rPr>
-                <w:rFonts w:ascii="Times New Roman" w:hAnsi="Times New Roman" w:cs="Times New Roman"/>
-                <w:sz w:val="24"/>
-                <w:szCs w:val="24"/>
-              </w:rPr>
-              <w:t xml:space="preserve"> оборудования, материалов и другого имущества:</w:t>
+              <w:t xml:space="preserve">Аренда оборудования, материалов и другого имущества:</w:t>
             </w:r>
           </w:p>
           <w:p>
@@ -7495,15 +5412,7 @@
                 <w:sz w:val="24"/>
                 <w:szCs w:val="24"/>
               </w:rPr>
-              <w:t xml:space="preserve">- </w:t>
-            </w:r>
-            <w:r>
-              <w:rPr>
-                <w:rFonts w:cs="Times New Roman"/>
-                <w:sz w:val="24"/>
-                <w:szCs w:val="24"/>
-              </w:rPr>
-              <w:t>Копии первичных бухгалтерских документов, в соответствии с п.6.3.1.</w:t>
+              <w:t xml:space="preserve">- Копии первичных бухгалтерских документов, в соответствии с п.6.3.1.</w:t>
             </w:r>
           </w:p>
           <w:p>
@@ -7581,31 +5490,7 @@
                 <w:sz w:val="24"/>
                 <w:szCs w:val="24"/>
               </w:rPr>
-              <w:t>Услуги по</w:t>
-            </w:r>
-            <w:r>
-              <w:rPr>
-                <w:rFonts w:ascii="Times New Roman" w:hAnsi="Times New Roman" w:cs="Times New Roman"/>
-                <w:sz w:val="24"/>
-                <w:szCs w:val="24"/>
-              </w:rPr>
-              <w:t xml:space="preserve"> утилизаци</w:t>
-            </w:r>
-            <w:r>
-              <w:rPr>
-                <w:rFonts w:ascii="Times New Roman" w:hAnsi="Times New Roman" w:cs="Times New Roman"/>
-                <w:sz w:val="24"/>
-                <w:szCs w:val="24"/>
-              </w:rPr>
-              <w:t>и</w:t>
-            </w:r>
-            <w:r>
-              <w:rPr>
-                <w:rFonts w:ascii="Times New Roman" w:hAnsi="Times New Roman" w:cs="Times New Roman"/>
-                <w:sz w:val="24"/>
-                <w:szCs w:val="24"/>
-              </w:rPr>
-              <w:t xml:space="preserve"> материалов, оборудования и другого имущества:</w:t>
+              <w:t xml:space="preserve">Услуги по утилизации материалов, оборудования и другого имущества:</w:t>
             </w:r>
           </w:p>
           <w:p>
@@ -7640,23 +5525,7 @@
                 <w:sz w:val="24"/>
                 <w:szCs w:val="24"/>
               </w:rPr>
-              <w:t xml:space="preserve">- </w:t>
-            </w:r>
-            <w:r>
-              <w:rPr>
-                <w:rFonts w:cs="Times New Roman"/>
-                <w:sz w:val="24"/>
-                <w:szCs w:val="24"/>
-              </w:rPr>
-              <w:t>Копии первичных бухгалтерских документов</w:t>
-            </w:r>
-            <w:r>
-              <w:rPr>
-                <w:rFonts w:cs="Times New Roman"/>
-                <w:sz w:val="24"/>
-                <w:szCs w:val="24"/>
-              </w:rPr>
-              <w:t>, в соответствии с п.6.3.1.</w:t>
+              <w:t xml:space="preserve">- Копии первичных бухгалтерских документов, в соответствии с п.6.3.1.</w:t>
             </w:r>
           </w:p>
           <w:p>
@@ -7768,15 +5637,7 @@
                 <w:sz w:val="24"/>
                 <w:szCs w:val="24"/>
               </w:rPr>
-              <w:t>Копии первичных бухгалтерских документов</w:t>
-            </w:r>
-            <w:r>
-              <w:rPr>
-                <w:rFonts w:cs="Times New Roman"/>
-                <w:sz w:val="24"/>
-                <w:szCs w:val="24"/>
-              </w:rPr>
-              <w:t>, в соответствии с п.6.3.1.</w:t>
+              <w:t xml:space="preserve">Копии первичных бухгалтерских документов, в соответствии с п.6.3.1.</w:t>
             </w:r>
           </w:p>
         </w:tc>
@@ -7880,31 +5741,7 @@
           <w:sz w:val="24"/>
           <w:szCs w:val="28"/>
         </w:rPr>
-        <w:t>ой</w:t>
-      </w:r>
-      <w:r>
-        <w:rPr>
-          <w:rFonts w:cs="Times New Roman"/>
-          <w:sz w:val="24"/>
-          <w:szCs w:val="28"/>
-        </w:rPr>
-        <w:t xml:space="preserve"> сметы</w:t>
-      </w:r>
-      <w:r>
-        <w:rPr>
-          <w:rFonts w:cs="Times New Roman"/>
-          <w:sz w:val="24"/>
-          <w:szCs w:val="28"/>
-        </w:rPr>
-        <w:t xml:space="preserve"> (при наличии сметы, калькуляции, спецификации), а также Технического задания</w:t>
-      </w:r>
-      <w:r>
-        <w:rPr>
-          <w:rFonts w:cs="Times New Roman"/>
-          <w:sz w:val="24"/>
-          <w:szCs w:val="28"/>
-        </w:rPr>
-        <w:t>, с указанием причин таких отклонений.</w:t>
+        <w:t xml:space="preserve">ой сметы (при наличии сметы, калькуляции, спецификации), а также Технического задания, с указанием причин таких отклонений.</w:t>
       </w:r>
     </w:p>
     <w:p>
@@ -7970,55 +5807,7 @@
           <w:sz w:val="24"/>
           <w:szCs w:val="28"/>
         </w:rPr>
-        <w:t>ентрального банка</w:t>
-      </w:r>
-      <w:r>
-        <w:rPr>
-          <w:rFonts w:cs="Times New Roman"/>
-          <w:sz w:val="24"/>
-          <w:szCs w:val="28"/>
-        </w:rPr>
-        <w:t xml:space="preserve"> Р</w:t>
-      </w:r>
-      <w:r>
-        <w:rPr>
-          <w:rFonts w:cs="Times New Roman"/>
-          <w:sz w:val="24"/>
-          <w:szCs w:val="28"/>
-        </w:rPr>
-        <w:t xml:space="preserve">оссийской </w:t>
-      </w:r>
-      <w:r>
-        <w:rPr>
-          <w:rFonts w:cs="Times New Roman"/>
-          <w:sz w:val="24"/>
-          <w:szCs w:val="28"/>
-        </w:rPr>
-        <w:t>Ф</w:t>
-      </w:r>
-      <w:r>
-        <w:rPr>
-          <w:rFonts w:cs="Times New Roman"/>
-          <w:sz w:val="24"/>
-          <w:szCs w:val="28"/>
-        </w:rPr>
-        <w:t>едерации</w:t>
-      </w:r>
-      <w:r>
-        <w:rPr>
-          <w:rFonts w:cs="Times New Roman"/>
-          <w:sz w:val="24"/>
-          <w:szCs w:val="28"/>
-        </w:rPr>
-        <w:t xml:space="preserve"> о курсе валюты на дату платежа</w:t>
-      </w:r>
-      <w:r>
-        <w:rPr>
-          <w:rFonts w:cs="Times New Roman"/>
-          <w:sz w:val="24"/>
-          <w:szCs w:val="28"/>
-        </w:rPr>
-        <w:t>.</w:t>
+        <w:t xml:space="preserve">ентрального банка Российской Федерации о курсе валюты на дату платежа.</w:t>
       </w:r>
     </w:p>
     <w:p>
@@ -8055,47 +5844,7 @@
           <w:sz w:val="24"/>
           <w:szCs w:val="28"/>
         </w:rPr>
-        <w:t>ентрального банка</w:t>
-      </w:r>
-      <w:r>
-        <w:rPr>
-          <w:rFonts w:cs="Times New Roman"/>
-          <w:sz w:val="24"/>
-          <w:szCs w:val="28"/>
-        </w:rPr>
-        <w:t xml:space="preserve"> Р</w:t>
-      </w:r>
-      <w:r>
-        <w:rPr>
-          <w:rFonts w:cs="Times New Roman"/>
-          <w:sz w:val="24"/>
-          <w:szCs w:val="28"/>
-        </w:rPr>
-        <w:t xml:space="preserve">оссийской </w:t>
-      </w:r>
-      <w:r>
-        <w:rPr>
-          <w:rFonts w:cs="Times New Roman"/>
-          <w:sz w:val="24"/>
-          <w:szCs w:val="28"/>
-        </w:rPr>
-        <w:t>Ф</w:t>
-      </w:r>
-      <w:r>
-        <w:rPr>
-          <w:rFonts w:cs="Times New Roman"/>
-          <w:sz w:val="24"/>
-          <w:szCs w:val="28"/>
-        </w:rPr>
-        <w:t>едерации</w:t>
-      </w:r>
-      <w:r>
-        <w:rPr>
-          <w:rFonts w:cs="Times New Roman"/>
-          <w:sz w:val="24"/>
-          <w:szCs w:val="28"/>
-        </w:rPr>
-        <w:t xml:space="preserve"> о курсе валюты на дату платежа.</w:t>
+        <w:t xml:space="preserve">ентрального банка Российской Федерации о курсе валюты на дату платежа.</w:t>
       </w:r>
     </w:p>
     <w:p>
@@ -8562,7 +6311,6 @@
                 <w:rFonts w:eastAsia="Calibri" w:cs="Times New Roman"/>
                 <w:b/>
                 <w:szCs w:val="24"/>
-                <w:lang w:eastAsia="ru-RU"/>
               </w:rPr>
             </w:pPr>
             <w:r>
@@ -8570,7 +6318,6 @@
                 <w:rFonts w:eastAsia="Calibri" w:cs="Times New Roman"/>
                 <w:b/>
                 <w:szCs w:val="24"/>
-                <w:lang w:eastAsia="ru-RU"/>
               </w:rPr>
               <w:t>СОГЛАСОВАНО</w:t>
             </w:r>
@@ -8582,7 +6329,6 @@
                 <w:rFonts w:eastAsia="Calibri" w:cs="Times New Roman"/>
                 <w:b/>
                 <w:szCs w:val="24"/>
-                <w:lang w:eastAsia="ru-RU"/>
               </w:rPr>
             </w:pPr>
           </w:p>
@@ -8593,7 +6339,6 @@
                 <w:rFonts w:eastAsia="Calibri" w:cs="Times New Roman"/>
                 <w:b/>
                 <w:szCs w:val="24"/>
-                <w:lang w:eastAsia="ru-RU"/>
               </w:rPr>
             </w:pPr>
             <w:r>
@@ -8601,7 +6346,6 @@
                 <w:rFonts w:eastAsia="Calibri" w:cs="Times New Roman"/>
                 <w:b/>
                 <w:szCs w:val="24"/>
-                <w:lang w:eastAsia="ru-RU"/>
               </w:rPr>
               <w:t>Заказчик</w:t>
             </w:r>
@@ -8612,14 +6356,12 @@
               <w:rPr>
                 <w:rFonts w:eastAsia="Calibri" w:cs="Times New Roman"/>
                 <w:szCs w:val="24"/>
-                <w:lang w:eastAsia="ru-RU"/>
               </w:rPr>
             </w:pPr>
             <w:r>
               <w:rPr>
                 <w:rFonts w:eastAsia="Calibri" w:cs="Times New Roman"/>
                 <w:szCs w:val="24"/>
-                <w:lang w:eastAsia="ru-RU"/>
               </w:rPr>
               <w:t>Должность</w:t>
             </w:r>
@@ -8630,7 +6372,6 @@
               <w:rPr>
                 <w:rFonts w:eastAsia="Calibri" w:cs="Times New Roman"/>
                 <w:szCs w:val="24"/>
-                <w:lang w:eastAsia="ru-RU"/>
               </w:rPr>
             </w:pPr>
           </w:p>
@@ -8640,7 +6381,6 @@
               <w:rPr>
                 <w:rFonts w:eastAsia="Calibri" w:cs="Times New Roman"/>
                 <w:szCs w:val="24"/>
-                <w:lang w:eastAsia="ru-RU"/>
               </w:rPr>
             </w:pPr>
           </w:p>
@@ -8650,49 +6390,22 @@
               <w:rPr>
                 <w:rFonts w:eastAsia="Calibri" w:cs="Times New Roman"/>
                 <w:szCs w:val="24"/>
-                <w:lang w:eastAsia="ru-RU"/>
               </w:rPr>
             </w:pPr>
             <w:r>
               <w:rPr>
                 <w:rFonts w:eastAsia="Calibri" w:cs="Times New Roman"/>
                 <w:szCs w:val="24"/>
-                <w:lang w:eastAsia="ru-RU"/>
-              </w:rPr>
-              <w:t>ВСКС</w:t>
+              </w:rPr>
+              <w:t xml:space="preserve">Заказчик «_____»</w:t>
             </w:r>
-            <w:r>
+          </w:p>
+          <w:p>
+            <w:pPr>
+              <w:ind w:left="360"/>
               <w:rPr>
                 <w:rFonts w:eastAsia="Calibri" w:cs="Times New Roman"/>
                 <w:szCs w:val="24"/>
-                <w:lang w:eastAsia="ru-RU"/>
-              </w:rPr>
-              <w:t xml:space="preserve"> «</w:t>
-            </w:r>
-            <w:r>
-              <w:rPr>
-                <w:rFonts w:eastAsia="Calibri" w:cs="Times New Roman"/>
-                <w:szCs w:val="24"/>
-                <w:lang w:eastAsia="ru-RU"/>
-              </w:rPr>
-              <w:t>_____</w:t>
-            </w:r>
-            <w:r>
-              <w:rPr>
-                <w:rFonts w:eastAsia="Calibri" w:cs="Times New Roman"/>
-                <w:szCs w:val="24"/>
-                <w:lang w:eastAsia="ru-RU"/>
-              </w:rPr>
-              <w:t>»</w:t>
-            </w:r>
-          </w:p>
-          <w:p>
-            <w:pPr>
-              <w:ind w:left="360"/>
-              <w:rPr>
-                <w:rFonts w:eastAsia="Calibri" w:cs="Times New Roman"/>
-                <w:szCs w:val="24"/>
-                <w:lang w:eastAsia="ru-RU"/>
               </w:rPr>
             </w:pPr>
           </w:p>
@@ -8704,7 +6417,6 @@
                 <w:rFonts w:eastAsia="Calibri" w:cs="Times New Roman"/>
                 <w:color w:val="000000"/>
                 <w:szCs w:val="28"/>
-                <w:lang w:eastAsia="ru-RU"/>
               </w:rPr>
             </w:pPr>
             <w:r>
@@ -8712,7 +6424,6 @@
                 <w:rFonts w:eastAsia="Calibri" w:cs="Times New Roman"/>
                 <w:color w:val="000000"/>
                 <w:szCs w:val="28"/>
-                <w:lang w:eastAsia="ru-RU"/>
               </w:rPr>
               <w:t>__________________ ФИО</w:t>
             </w:r>
@@ -8722,7 +6433,6 @@
               <w:ind w:left="360"/>
               <w:rPr>
                 <w:rFonts w:eastAsia="Calibri" w:cs="Times New Roman"/>
-                <w:lang w:eastAsia="ru-RU"/>
               </w:rPr>
             </w:pPr>
             <w:r>
@@ -8730,29 +6440,8 @@
                 <w:rFonts w:eastAsia="Calibri" w:cs="Times New Roman"/>
                 <w:color w:val="000000"/>
                 <w:szCs w:val="28"/>
-                <w:lang w:eastAsia="ru-RU"/>
-              </w:rPr>
-              <w:t>«__</w:t>
-            </w:r>
-            <w:proofErr w:type="gramStart"/>
-            <w:r>
-              <w:rPr>
-                <w:rFonts w:eastAsia="Calibri" w:cs="Times New Roman"/>
-                <w:color w:val="000000"/>
-                <w:szCs w:val="28"/>
-                <w:lang w:eastAsia="ru-RU"/>
-              </w:rPr>
-              <w:t>_»_</w:t>
-            </w:r>
-            <w:proofErr w:type="gramEnd"/>
-            <w:r>
-              <w:rPr>
-                <w:rFonts w:eastAsia="Calibri" w:cs="Times New Roman"/>
-                <w:color w:val="000000"/>
-                <w:szCs w:val="28"/>
-                <w:lang w:eastAsia="ru-RU"/>
-              </w:rPr>
-              <w:t>__________ 20__ г.</w:t>
+              </w:rPr>
+              <w:t xml:space="preserve">«___»___________ 20__ г.</w:t>
             </w:r>
           </w:p>
         </w:tc>
@@ -8772,7 +6461,6 @@
                 <w:rFonts w:eastAsia="Calibri" w:cs="Times New Roman"/>
                 <w:b/>
                 <w:szCs w:val="28"/>
-                <w:lang w:eastAsia="ru-RU"/>
               </w:rPr>
             </w:pPr>
             <w:r>
@@ -8780,7 +6468,6 @@
                 <w:rFonts w:eastAsia="Calibri" w:cs="Times New Roman"/>
                 <w:b/>
                 <w:szCs w:val="28"/>
-                <w:lang w:eastAsia="ru-RU"/>
               </w:rPr>
               <w:t>УТВЕРЖДАЮ</w:t>
             </w:r>
@@ -8791,7 +6478,6 @@
                 <w:rFonts w:eastAsia="Calibri" w:cs="Times New Roman"/>
                 <w:b/>
                 <w:szCs w:val="28"/>
-                <w:lang w:eastAsia="ru-RU"/>
               </w:rPr>
             </w:pPr>
           </w:p>
@@ -8801,7 +6487,6 @@
                 <w:rFonts w:eastAsia="Calibri" w:cs="Times New Roman"/>
                 <w:b/>
                 <w:szCs w:val="28"/>
-                <w:lang w:eastAsia="ru-RU"/>
               </w:rPr>
             </w:pPr>
             <w:r>
@@ -8809,7 +6494,6 @@
                 <w:rFonts w:eastAsia="Calibri" w:cs="Times New Roman"/>
                 <w:b/>
                 <w:szCs w:val="28"/>
-                <w:lang w:eastAsia="ru-RU"/>
               </w:rPr>
               <w:t>Исполнитель</w:t>
             </w:r>
@@ -8820,7 +6504,6 @@
                 <w:rFonts w:eastAsia="Calibri" w:cs="Times New Roman"/>
                 <w:color w:val="000000"/>
                 <w:szCs w:val="28"/>
-                <w:lang w:eastAsia="ru-RU"/>
               </w:rPr>
             </w:pPr>
             <w:r>
@@ -8828,7 +6511,6 @@
                 <w:rFonts w:eastAsia="Calibri" w:cs="Times New Roman"/>
                 <w:color w:val="000000"/>
                 <w:szCs w:val="28"/>
-                <w:lang w:eastAsia="ru-RU"/>
               </w:rPr>
               <w:t>Должность</w:t>
             </w:r>
@@ -8839,7 +6521,6 @@
                 <w:rFonts w:eastAsia="Calibri" w:cs="Times New Roman"/>
                 <w:color w:val="000000"/>
                 <w:szCs w:val="28"/>
-                <w:lang w:eastAsia="ru-RU"/>
               </w:rPr>
             </w:pPr>
           </w:p>
@@ -8849,7 +6530,6 @@
                 <w:rFonts w:eastAsia="Calibri" w:cs="Times New Roman"/>
                 <w:color w:val="000000"/>
                 <w:szCs w:val="28"/>
-                <w:lang w:eastAsia="ru-RU"/>
               </w:rPr>
             </w:pPr>
           </w:p>
@@ -8859,7 +6539,6 @@
                 <w:rFonts w:eastAsia="Calibri" w:cs="Times New Roman"/>
                 <w:color w:val="000000"/>
                 <w:szCs w:val="28"/>
-                <w:lang w:eastAsia="ru-RU"/>
               </w:rPr>
             </w:pPr>
             <w:r>
@@ -8867,19 +6546,18 @@
                 <w:rFonts w:eastAsia="Calibri" w:cs="Times New Roman"/>
                 <w:color w:val="000000"/>
                 <w:szCs w:val="28"/>
-                <w:lang w:eastAsia="ru-RU"/>
-              </w:rPr>
-              <w:t>______</w:t>
+              </w:rPr>
+              <w:t xml:space="preserve">______ «________________»</w:t>
             </w:r>
-            <w:r>
+          </w:p>
+          <w:p>
+            <w:pPr>
               <w:rPr>
                 <w:rFonts w:eastAsia="Calibri" w:cs="Times New Roman"/>
                 <w:color w:val="000000"/>
                 <w:szCs w:val="28"/>
-                <w:lang w:eastAsia="ru-RU"/>
-              </w:rPr>
-              <w:t xml:space="preserve"> «________________»</w:t>
-            </w:r>
+              </w:rPr>
+            </w:pPr>
           </w:p>
           <w:p>
             <w:pPr>
@@ -8887,66 +6565,32 @@
                 <w:rFonts w:eastAsia="Calibri" w:cs="Times New Roman"/>
                 <w:color w:val="000000"/>
                 <w:szCs w:val="28"/>
-                <w:lang w:eastAsia="ru-RU"/>
-              </w:rPr>
-            </w:pPr>
-          </w:p>
-          <w:p>
-            <w:pPr>
+              </w:rPr>
+            </w:pPr>
+            <w:r>
               <w:rPr>
                 <w:rFonts w:eastAsia="Calibri" w:cs="Times New Roman"/>
                 <w:color w:val="000000"/>
                 <w:szCs w:val="28"/>
-                <w:lang w:eastAsia="ru-RU"/>
-              </w:rPr>
-            </w:pPr>
-            <w:r>
+              </w:rPr>
+              <w:t>_______________ ФИО</w:t>
+            </w:r>
+          </w:p>
+          <w:p>
+            <w:pPr>
               <w:rPr>
                 <w:rFonts w:eastAsia="Calibri" w:cs="Times New Roman"/>
                 <w:color w:val="000000"/>
                 <w:szCs w:val="28"/>
-                <w:lang w:eastAsia="ru-RU"/>
-              </w:rPr>
-              <w:t>_______________ ФИО</w:t>
-            </w:r>
-          </w:p>
-          <w:p>
-            <w:pPr>
+              </w:rPr>
+            </w:pPr>
+            <w:r>
               <w:rPr>
                 <w:rFonts w:eastAsia="Calibri" w:cs="Times New Roman"/>
                 <w:color w:val="000000"/>
                 <w:szCs w:val="28"/>
-                <w:lang w:eastAsia="ru-RU"/>
-              </w:rPr>
-            </w:pPr>
-            <w:r>
-              <w:rPr>
-                <w:rFonts w:eastAsia="Calibri" w:cs="Times New Roman"/>
-                <w:color w:val="000000"/>
-                <w:szCs w:val="28"/>
-                <w:lang w:eastAsia="ru-RU"/>
-              </w:rPr>
-              <w:t>«__</w:t>
-            </w:r>
-            <w:proofErr w:type="gramStart"/>
-            <w:r>
-              <w:rPr>
-                <w:rFonts w:eastAsia="Calibri" w:cs="Times New Roman"/>
-                <w:color w:val="000000"/>
-                <w:szCs w:val="28"/>
-                <w:lang w:eastAsia="ru-RU"/>
-              </w:rPr>
-              <w:t>_»_</w:t>
-            </w:r>
-            <w:proofErr w:type="gramEnd"/>
-            <w:r>
-              <w:rPr>
-                <w:rFonts w:eastAsia="Calibri" w:cs="Times New Roman"/>
-                <w:color w:val="000000"/>
-                <w:szCs w:val="28"/>
-                <w:lang w:eastAsia="ru-RU"/>
-              </w:rPr>
-              <w:t>__________ 20__ г.</w:t>
+              </w:rPr>
+              <w:t xml:space="preserve">«___»___________ 20__ г.</w:t>
             </w:r>
           </w:p>
         </w:tc>
@@ -8959,7 +6603,6 @@
           <w:rFonts w:eastAsia="Calibri" w:cs="Times New Roman"/>
           <w:sz w:val="24"/>
           <w:szCs w:val="24"/>
-          <w:lang w:eastAsia="ru-RU"/>
         </w:rPr>
       </w:pPr>
     </w:p>
@@ -8970,7 +6613,6 @@
           <w:rFonts w:eastAsia="Calibri" w:cs="Times New Roman"/>
           <w:sz w:val="24"/>
           <w:szCs w:val="24"/>
-          <w:lang w:eastAsia="ru-RU"/>
         </w:rPr>
       </w:pPr>
     </w:p>
@@ -8981,7 +6623,6 @@
           <w:rFonts w:eastAsia="Calibri" w:cs="Times New Roman"/>
           <w:sz w:val="24"/>
           <w:szCs w:val="24"/>
-          <w:lang w:eastAsia="ru-RU"/>
         </w:rPr>
       </w:pPr>
     </w:p>
@@ -8992,7 +6633,6 @@
           <w:rFonts w:eastAsia="Calibri" w:cs="Times New Roman"/>
           <w:sz w:val="24"/>
           <w:szCs w:val="24"/>
-          <w:lang w:eastAsia="ru-RU"/>
         </w:rPr>
       </w:pPr>
     </w:p>
@@ -9004,7 +6644,6 @@
           <w:rFonts w:eastAsia="Calibri" w:cs="Times New Roman"/>
           <w:b/>
           <w:szCs w:val="24"/>
-          <w:lang w:eastAsia="ru-RU"/>
         </w:rPr>
       </w:pPr>
     </w:p>
@@ -9017,20 +6656,16 @@
           <w:rFonts w:eastAsia="Calibri" w:cs="Times New Roman"/>
           <w:b/>
           <w:szCs w:val="24"/>
-          <w:lang w:eastAsia="ru-RU"/>
-        </w:rPr>
-      </w:pPr>
-      <w:bookmarkStart w:id="13" w:name="_Toc38585267"/>
+        </w:rPr>
+      </w:pPr>
       <w:r>
         <w:rPr>
           <w:rFonts w:eastAsia="Calibri" w:cs="Times New Roman"/>
           <w:b/>
           <w:szCs w:val="24"/>
-          <w:lang w:eastAsia="ru-RU"/>
         </w:rPr>
         <w:t>СОДЕРЖАТЕЛЬНЫЙ ОТЧЕТ</w:t>
       </w:r>
-      <w:bookmarkEnd w:id="13"/>
     </w:p>
     <w:p>
       <w:pPr>
@@ -9039,7 +6674,6 @@
           <w:rFonts w:eastAsia="Calibri" w:cs="Times New Roman"/>
           <w:b/>
           <w:szCs w:val="24"/>
-          <w:lang w:eastAsia="ru-RU"/>
         </w:rPr>
       </w:pPr>
     </w:p>
@@ -9091,14 +6725,12 @@
         <w:rPr>
           <w:rFonts w:eastAsia="Calibri" w:cs="Times New Roman"/>
           <w:szCs w:val="28"/>
-          <w:lang w:eastAsia="ru-RU"/>
-        </w:rPr>
-      </w:pPr>
-      <w:r>
-        <w:rPr>
-          <w:rFonts w:eastAsia="Calibri" w:cs="Times New Roman"/>
-          <w:szCs w:val="28"/>
-          <w:lang w:eastAsia="ru-RU"/>
+        </w:rPr>
+      </w:pPr>
+      <w:r>
+        <w:rPr>
+          <w:rFonts w:eastAsia="Calibri" w:cs="Times New Roman"/>
+          <w:szCs w:val="28"/>
         </w:rPr>
         <w:t xml:space="preserve">по адресу: </w:t>
       </w:r>
@@ -9110,7 +6742,6 @@
         <w:rPr>
           <w:rFonts w:eastAsia="Calibri" w:cs="Times New Roman"/>
           <w:szCs w:val="28"/>
-          <w:lang w:eastAsia="ru-RU"/>
         </w:rPr>
       </w:pPr>
     </w:p>
@@ -9124,7 +6755,6 @@
           <w:szCs w:val="20"/>
         </w:rPr>
       </w:pPr>
-      <w:bookmarkStart w:id="14" w:name="_Toc38585268"/>
       <w:r>
         <w:rPr>
           <w:rFonts w:eastAsia="Calibri" w:cs="Times New Roman"/>
@@ -9132,7 +6762,6 @@
         </w:rPr>
         <w:t>ПО ДОГОВОРУ №_____ от ___ _______ 20__ г.</w:t>
       </w:r>
-      <w:bookmarkEnd w:id="14"/>
     </w:p>
     <w:p>
       <w:pPr>
@@ -9141,7 +6770,6 @@
         <w:rPr>
           <w:rFonts w:eastAsia="Calibri" w:cs="Times New Roman"/>
           <w:szCs w:val="28"/>
-          <w:lang w:eastAsia="ru-RU"/>
         </w:rPr>
       </w:pPr>
     </w:p>
@@ -9152,7 +6780,6 @@
         <w:rPr>
           <w:rFonts w:eastAsia="Calibri" w:cs="Times New Roman"/>
           <w:szCs w:val="28"/>
-          <w:lang w:eastAsia="ru-RU"/>
         </w:rPr>
       </w:pPr>
     </w:p>
@@ -9163,7 +6790,6 @@
         <w:rPr>
           <w:rFonts w:eastAsia="Calibri" w:cs="Times New Roman"/>
           <w:szCs w:val="28"/>
-          <w:lang w:eastAsia="ru-RU"/>
         </w:rPr>
       </w:pPr>
     </w:p>
@@ -9174,7 +6800,6 @@
         <w:rPr>
           <w:rFonts w:eastAsia="Calibri" w:cs="Times New Roman"/>
           <w:szCs w:val="28"/>
-          <w:lang w:eastAsia="ru-RU"/>
         </w:rPr>
       </w:pPr>
     </w:p>
@@ -9185,7 +6810,6 @@
         <w:rPr>
           <w:rFonts w:eastAsia="Calibri" w:cs="Times New Roman"/>
           <w:szCs w:val="28"/>
-          <w:lang w:eastAsia="ru-RU"/>
         </w:rPr>
       </w:pPr>
     </w:p>
@@ -9196,7 +6820,6 @@
         <w:rPr>
           <w:rFonts w:eastAsia="Calibri" w:cs="Times New Roman"/>
           <w:szCs w:val="28"/>
-          <w:lang w:eastAsia="ru-RU"/>
         </w:rPr>
       </w:pPr>
     </w:p>
@@ -9207,7 +6830,6 @@
         <w:rPr>
           <w:rFonts w:eastAsia="Calibri" w:cs="Times New Roman"/>
           <w:szCs w:val="28"/>
-          <w:lang w:eastAsia="ru-RU"/>
         </w:rPr>
       </w:pPr>
     </w:p>
@@ -9218,7 +6840,6 @@
         <w:rPr>
           <w:rFonts w:eastAsia="Calibri" w:cs="Times New Roman"/>
           <w:szCs w:val="28"/>
-          <w:lang w:eastAsia="ru-RU"/>
         </w:rPr>
       </w:pPr>
     </w:p>
@@ -9229,7 +6850,6 @@
         <w:rPr>
           <w:rFonts w:eastAsia="Calibri" w:cs="Times New Roman"/>
           <w:szCs w:val="28"/>
-          <w:lang w:eastAsia="ru-RU"/>
         </w:rPr>
       </w:pPr>
     </w:p>
@@ -9240,7 +6860,6 @@
         <w:rPr>
           <w:rFonts w:eastAsia="Calibri" w:cs="Times New Roman"/>
           <w:szCs w:val="28"/>
-          <w:lang w:eastAsia="ru-RU"/>
         </w:rPr>
       </w:pPr>
     </w:p>
@@ -9491,25 +7110,7 @@
                 <w:b/>
                 <w:i/>
               </w:rPr>
-              <w:t xml:space="preserve">Описание выполненных работ и услуг с фотографиями </w:t>
-            </w:r>
-            <w:proofErr w:type="gramStart"/>
-            <w:r>
-              <w:rPr>
-                <w:rFonts w:eastAsia="Calibri" w:cs="Times New Roman"/>
-                <w:b/>
-                <w:i/>
-              </w:rPr>
-              <w:t>( в</w:t>
-            </w:r>
-            <w:proofErr w:type="gramEnd"/>
-            <w:r>
-              <w:rPr>
-                <w:rFonts w:eastAsia="Calibri" w:cs="Times New Roman"/>
-                <w:b/>
-                <w:i/>
-              </w:rPr>
-              <w:t xml:space="preserve"> соответствии со сметой и ТЗ)</w:t>
+              <w:t xml:space="preserve">Описание выполненных работ и услуг с фотографиями ( в соответствии со сметой и ТЗ)</w:t>
             </w:r>
           </w:p>
         </w:tc>
@@ -10057,7 +7658,6 @@
           <w:color w:val="000000"/>
           <w:sz w:val="24"/>
           <w:szCs w:val="28"/>
-          <w:lang w:eastAsia="ru-RU"/>
         </w:rPr>
       </w:pPr>
       <w:r>
@@ -10067,7 +7667,6 @@
           <w:color w:val="000000"/>
           <w:sz w:val="24"/>
           <w:szCs w:val="28"/>
-          <w:lang w:eastAsia="ru-RU"/>
         </w:rPr>
         <w:t>Дизайн проект стенда</w:t>
       </w:r>
@@ -10088,7 +7687,6 @@
           <w:color w:val="000000"/>
           <w:sz w:val="24"/>
           <w:szCs w:val="28"/>
-          <w:lang w:eastAsia="ru-RU"/>
         </w:rPr>
       </w:pPr>
       <w:r>
@@ -10098,7 +7696,6 @@
           <w:color w:val="000000"/>
           <w:sz w:val="24"/>
           <w:szCs w:val="28"/>
-          <w:lang w:eastAsia="ru-RU"/>
         </w:rPr>
         <w:t>Макеты раздаточного материала либо сувенирной продукции</w:t>
       </w:r>
@@ -10119,7 +7716,6 @@
           <w:color w:val="000000"/>
           <w:sz w:val="24"/>
           <w:szCs w:val="28"/>
-          <w:lang w:eastAsia="ru-RU"/>
         </w:rPr>
       </w:pPr>
       <w:r>
@@ -10129,7 +7725,6 @@
           <w:color w:val="000000"/>
           <w:sz w:val="24"/>
           <w:szCs w:val="28"/>
-          <w:lang w:eastAsia="ru-RU"/>
         </w:rPr>
         <w:t xml:space="preserve">Макет каталога участников </w:t>
       </w:r>
@@ -10150,7 +7745,6 @@
           <w:color w:val="000000"/>
           <w:sz w:val="24"/>
           <w:szCs w:val="28"/>
-          <w:lang w:eastAsia="ru-RU"/>
         </w:rPr>
       </w:pPr>
       <w:r>
@@ -10160,7 +7754,6 @@
           <w:color w:val="000000"/>
           <w:sz w:val="24"/>
           <w:szCs w:val="28"/>
-          <w:lang w:eastAsia="ru-RU"/>
         </w:rPr>
         <w:t>Чертежи стенда</w:t>
       </w:r>
@@ -10209,7 +7802,6 @@
           <w:color w:val="000000"/>
           <w:sz w:val="24"/>
           <w:szCs w:val="28"/>
-          <w:lang w:eastAsia="ru-RU"/>
         </w:rPr>
       </w:pPr>
       <w:r>
@@ -10219,7 +7811,6 @@
           <w:color w:val="000000"/>
           <w:sz w:val="24"/>
           <w:szCs w:val="28"/>
-          <w:lang w:eastAsia="ru-RU"/>
         </w:rPr>
         <w:t>Фотографии или видеоролики, контент, компьютерная графика</w:t>
       </w:r>
@@ -10240,7 +7831,6 @@
           <w:color w:val="000000"/>
           <w:sz w:val="24"/>
           <w:szCs w:val="28"/>
-          <w:lang w:eastAsia="ru-RU"/>
         </w:rPr>
       </w:pPr>
       <w:r>
@@ -10250,7 +7840,6 @@
           <w:color w:val="000000"/>
           <w:sz w:val="24"/>
           <w:szCs w:val="28"/>
-          <w:lang w:eastAsia="ru-RU"/>
         </w:rPr>
         <w:t>Уведомление об утилизации стенда</w:t>
       </w:r>
@@ -10277,16 +7866,7 @@
           <w:sz w:val="28"/>
           <w:szCs w:val="28"/>
         </w:rPr>
-        <w:t xml:space="preserve">Примеры приложений для проектов, проводимых в </w:t>
-      </w:r>
-      <w:r>
-        <w:rPr>
-          <w:rFonts w:ascii="Times New Roman" w:eastAsia="Calibri" w:hAnsi="Times New Roman" w:cs="Times New Roman"/>
-          <w:b/>
-          <w:sz w:val="28"/>
-          <w:szCs w:val="28"/>
-        </w:rPr>
-        <w:t>ГКД:</w:t>
+        <w:t xml:space="preserve">Примеры приложений для проектов, проводимых в ГКД:</w:t>
       </w:r>
     </w:p>
     <w:p>
@@ -10538,7 +8118,6 @@
           <w:color w:val="333333"/>
           <w:sz w:val="28"/>
           <w:szCs w:val="28"/>
-          <w:lang w:eastAsia="ru-RU"/>
         </w:rPr>
       </w:pPr>
       <w:r>
@@ -10548,42 +8127,8 @@
           <w:color w:val="333333"/>
           <w:sz w:val="28"/>
           <w:szCs w:val="28"/>
-          <w:lang w:eastAsia="ru-RU"/>
-        </w:rPr>
-        <w:t>Примеры приложений</w:t>
-      </w:r>
-      <w:r>
-        <w:rPr>
-          <w:rFonts w:ascii="Times New Roman" w:eastAsia="Times New Roman" w:hAnsi="Times New Roman" w:cs="Times New Roman"/>
-          <w:b/>
-          <w:color w:val="333333"/>
-          <w:sz w:val="28"/>
-          <w:szCs w:val="28"/>
-          <w:lang w:eastAsia="ru-RU"/>
-        </w:rPr>
-        <w:t xml:space="preserve"> для закрытия проектов (Размещение информационных материалов в печатных изданиях, на радиостанциях, на интернет-порталах)</w:t>
-      </w:r>
-      <w:r>
-        <w:rPr>
-          <w:rFonts w:ascii="Times New Roman" w:eastAsia="Times New Roman" w:hAnsi="Times New Roman" w:cs="Times New Roman"/>
-          <w:b/>
-          <w:color w:val="333333"/>
-          <w:sz w:val="28"/>
-          <w:szCs w:val="28"/>
-          <w:lang w:eastAsia="ru-RU"/>
-        </w:rPr>
-        <w:t>:</w:t>
-      </w:r>
-      <w:r>
-        <w:rPr>
-          <w:rFonts w:ascii="Times New Roman" w:eastAsia="Times New Roman" w:hAnsi="Times New Roman" w:cs="Times New Roman"/>
-          <w:b/>
-          <w:color w:val="333333"/>
-          <w:sz w:val="28"/>
-          <w:szCs w:val="28"/>
-          <w:lang w:eastAsia="ru-RU"/>
-        </w:rPr>
-        <w:t xml:space="preserve"> </w:t>
+        </w:rPr>
+        <w:t xml:space="preserve">Примеры приложений для закрытия проектов (Размещение информационных материалов в печатных изданиях, на радиостанциях, на интернет-порталах): </w:t>
       </w:r>
     </w:p>
     <w:p>
@@ -10687,27 +8232,7 @@
           <w:sz w:val="24"/>
           <w:szCs w:val="28"/>
         </w:rPr>
-        <w:t xml:space="preserve">Макеты </w:t>
-      </w:r>
-      <w:proofErr w:type="spellStart"/>
-      <w:r>
-        <w:rPr>
-          <w:rFonts w:eastAsia="Calibri" w:cs="Times New Roman"/>
-          <w:i/>
-          <w:sz w:val="24"/>
-          <w:szCs w:val="28"/>
-        </w:rPr>
-        <w:t>текстово</w:t>
-      </w:r>
-      <w:proofErr w:type="spellEnd"/>
-      <w:r>
-        <w:rPr>
-          <w:rFonts w:eastAsia="Calibri" w:cs="Times New Roman"/>
-          <w:i/>
-          <w:sz w:val="24"/>
-          <w:szCs w:val="28"/>
-        </w:rPr>
-        <w:t xml:space="preserve">-графических блоков </w:t>
+        <w:t xml:space="preserve">Макеты текстово-графических блоков </w:t>
       </w:r>
     </w:p>
     <w:p>
@@ -10811,27 +8336,7 @@
           <w:sz w:val="24"/>
           <w:szCs w:val="28"/>
         </w:rPr>
-        <w:t xml:space="preserve">Справки, подтверждающие кол-во показов, переходов, кликов и </w:t>
-      </w:r>
-      <w:proofErr w:type="spellStart"/>
-      <w:r>
-        <w:rPr>
-          <w:rFonts w:eastAsia="Calibri" w:cs="Times New Roman"/>
-          <w:i/>
-          <w:sz w:val="24"/>
-          <w:szCs w:val="28"/>
-        </w:rPr>
-        <w:t>тд</w:t>
-      </w:r>
-      <w:proofErr w:type="spellEnd"/>
-      <w:r>
-        <w:rPr>
-          <w:rFonts w:eastAsia="Calibri" w:cs="Times New Roman"/>
-          <w:i/>
-          <w:sz w:val="24"/>
-          <w:szCs w:val="28"/>
-        </w:rPr>
-        <w:t>. в соответствии с техническими требованиями;</w:t>
+        <w:t xml:space="preserve">Справки, подтверждающие кол-во показов, переходов, кликов и тд. в соответствии с техническими требованиями;</w:t>
       </w:r>
     </w:p>
     <w:p>
@@ -10849,7 +8354,6 @@
           <w:color w:val="000000"/>
           <w:sz w:val="24"/>
           <w:szCs w:val="28"/>
-          <w:lang w:eastAsia="ru-RU"/>
         </w:rPr>
       </w:pPr>
       <w:r>
@@ -10859,7 +8363,6 @@
           <w:color w:val="000000"/>
           <w:sz w:val="24"/>
           <w:szCs w:val="28"/>
-          <w:lang w:eastAsia="ru-RU"/>
         </w:rPr>
         <w:t>Письма, подтверждающие размещения материалов в соответствии с техническими требованиями.</w:t>
       </w:r>
@@ -10957,7 +8460,6 @@
           <w:color w:val="333333"/>
           <w:sz w:val="28"/>
           <w:szCs w:val="28"/>
-          <w:lang w:eastAsia="ru-RU"/>
         </w:rPr>
       </w:pPr>
       <w:r>
@@ -10967,31 +8469,8 @@
           <w:color w:val="333333"/>
           <w:sz w:val="28"/>
           <w:szCs w:val="28"/>
-          <w:lang w:eastAsia="ru-RU"/>
-        </w:rPr>
-        <w:t xml:space="preserve">Примеры приложений </w:t>
-      </w:r>
-      <w:r>
-        <w:rPr>
-          <w:rFonts w:ascii="Times New Roman" w:eastAsia="Times New Roman" w:hAnsi="Times New Roman" w:cs="Times New Roman"/>
-          <w:b/>
-          <w:color w:val="333333"/>
-          <w:sz w:val="28"/>
-          <w:szCs w:val="28"/>
-          <w:lang w:eastAsia="ru-RU"/>
-        </w:rPr>
-        <w:t>для закрытия проектов (Таргетированная реклама)</w:t>
-      </w:r>
-      <w:r>
-        <w:rPr>
-          <w:rFonts w:ascii="Times New Roman" w:eastAsia="Times New Roman" w:hAnsi="Times New Roman" w:cs="Times New Roman"/>
-          <w:b/>
-          <w:color w:val="333333"/>
-          <w:sz w:val="28"/>
-          <w:szCs w:val="28"/>
-          <w:lang w:eastAsia="ru-RU"/>
-        </w:rPr>
-        <w:t>:</w:t>
+        </w:rPr>
+        <w:t xml:space="preserve">Примеры приложений для закрытия проектов (Таргетированная реклама):</w:t>
       </w:r>
     </w:p>
     <w:p>
@@ -11122,27 +8601,7 @@
           <w:sz w:val="24"/>
           <w:szCs w:val="28"/>
         </w:rPr>
-        <w:t xml:space="preserve">Справки, подтверждающие кол-во показов, охвата, переходов, кликов и </w:t>
-      </w:r>
-      <w:proofErr w:type="spellStart"/>
-      <w:r>
-        <w:rPr>
-          <w:rFonts w:eastAsia="Calibri" w:cs="Times New Roman"/>
-          <w:i/>
-          <w:sz w:val="24"/>
-          <w:szCs w:val="28"/>
-        </w:rPr>
-        <w:t>тд</w:t>
-      </w:r>
-      <w:proofErr w:type="spellEnd"/>
-      <w:r>
-        <w:rPr>
-          <w:rFonts w:eastAsia="Calibri" w:cs="Times New Roman"/>
-          <w:i/>
-          <w:sz w:val="24"/>
-          <w:szCs w:val="28"/>
-        </w:rPr>
-        <w:t>. в соответствии с техническими требованиями;</w:t>
+        <w:t xml:space="preserve">Справки, подтверждающие кол-во показов, охвата, переходов, кликов и тд. в соответствии с техническими требованиями;</w:t>
       </w:r>
     </w:p>
     <w:p>
@@ -11264,7 +8723,6 @@
           <w:color w:val="333333"/>
           <w:sz w:val="28"/>
           <w:szCs w:val="28"/>
-          <w:lang w:eastAsia="ru-RU"/>
         </w:rPr>
       </w:pPr>
       <w:r>
@@ -11274,42 +8732,8 @@
           <w:color w:val="333333"/>
           <w:sz w:val="28"/>
           <w:szCs w:val="28"/>
-          <w:lang w:eastAsia="ru-RU"/>
-        </w:rPr>
-        <w:t xml:space="preserve">Примеры приложений </w:t>
-      </w:r>
-      <w:r>
-        <w:rPr>
-          <w:rFonts w:ascii="Times New Roman" w:eastAsia="Times New Roman" w:hAnsi="Times New Roman" w:cs="Times New Roman"/>
-          <w:b/>
-          <w:color w:val="333333"/>
-          <w:sz w:val="28"/>
-          <w:szCs w:val="28"/>
-          <w:lang w:eastAsia="ru-RU"/>
-        </w:rPr>
-        <w:t>для закрытия проектов (Наружная реклама, медиафасады, фотовыставки)</w:t>
-      </w:r>
-      <w:r>
-        <w:rPr>
-          <w:rFonts w:ascii="Times New Roman" w:eastAsia="Times New Roman" w:hAnsi="Times New Roman" w:cs="Times New Roman"/>
-          <w:b/>
-          <w:color w:val="333333"/>
-          <w:sz w:val="28"/>
-          <w:szCs w:val="28"/>
-          <w:lang w:eastAsia="ru-RU"/>
-        </w:rPr>
-        <w:t>:</w:t>
-      </w:r>
-      <w:r>
-        <w:rPr>
-          <w:rFonts w:ascii="Times New Roman" w:eastAsia="Times New Roman" w:hAnsi="Times New Roman" w:cs="Times New Roman"/>
-          <w:b/>
-          <w:color w:val="333333"/>
-          <w:sz w:val="28"/>
-          <w:szCs w:val="28"/>
-          <w:lang w:eastAsia="ru-RU"/>
-        </w:rPr>
-        <w:t xml:space="preserve"> </w:t>
+        </w:rPr>
+        <w:t xml:space="preserve">Примеры приложений для закрытия проектов (Наружная реклама, медиафасады, фотовыставки): </w:t>
       </w:r>
     </w:p>
     <w:p>
@@ -11509,7 +8933,6 @@
           <w:color w:val="333333"/>
           <w:sz w:val="28"/>
           <w:szCs w:val="28"/>
-          <w:lang w:eastAsia="ru-RU"/>
         </w:rPr>
       </w:pPr>
       <w:r>
@@ -11519,42 +8942,8 @@
           <w:color w:val="333333"/>
           <w:sz w:val="28"/>
           <w:szCs w:val="28"/>
-          <w:lang w:eastAsia="ru-RU"/>
-        </w:rPr>
-        <w:t xml:space="preserve">Примеры приложений </w:t>
-      </w:r>
-      <w:r>
-        <w:rPr>
-          <w:rFonts w:ascii="Times New Roman" w:eastAsia="Times New Roman" w:hAnsi="Times New Roman" w:cs="Times New Roman"/>
-          <w:b/>
-          <w:color w:val="333333"/>
-          <w:sz w:val="28"/>
-          <w:szCs w:val="28"/>
-          <w:lang w:eastAsia="ru-RU"/>
-        </w:rPr>
-        <w:t>для закрытия проектов (Разработка сайта и посадочных страниц)</w:t>
-      </w:r>
-      <w:r>
-        <w:rPr>
-          <w:rFonts w:ascii="Times New Roman" w:eastAsia="Times New Roman" w:hAnsi="Times New Roman" w:cs="Times New Roman"/>
-          <w:b/>
-          <w:color w:val="333333"/>
-          <w:sz w:val="28"/>
-          <w:szCs w:val="28"/>
-          <w:lang w:eastAsia="ru-RU"/>
-        </w:rPr>
-        <w:t>:</w:t>
-      </w:r>
-      <w:r>
-        <w:rPr>
-          <w:rFonts w:ascii="Times New Roman" w:eastAsia="Times New Roman" w:hAnsi="Times New Roman" w:cs="Times New Roman"/>
-          <w:b/>
-          <w:color w:val="333333"/>
-          <w:sz w:val="28"/>
-          <w:szCs w:val="28"/>
-          <w:lang w:eastAsia="ru-RU"/>
-        </w:rPr>
-        <w:t xml:space="preserve"> </w:t>
+        </w:rPr>
+        <w:t xml:space="preserve">Примеры приложений для закрытия проектов (Разработка сайта и посадочных страниц): </w:t>
       </w:r>
     </w:p>
     <w:p>
@@ -11606,19 +8995,8 @@
           <w:sz w:val="24"/>
           <w:szCs w:val="28"/>
         </w:rPr>
-        <w:t xml:space="preserve">Ссылки на Посадочные страницы, </w:t>
-      </w:r>
-      <w:proofErr w:type="spellStart"/>
-      <w:r>
-        <w:rPr>
-          <w:rFonts w:eastAsia="Calibri" w:cs="Times New Roman"/>
-          <w:i/>
-          <w:sz w:val="24"/>
-          <w:szCs w:val="28"/>
-        </w:rPr>
-        <w:t>лендинги</w:t>
-      </w:r>
-      <w:proofErr w:type="spellEnd"/>
+        <w:t xml:space="preserve">Ссылки на Посадочные страницы, лендинги</w:t>
+      </w:r>
     </w:p>
     <w:p>
       <w:pPr>
@@ -11929,7 +9307,6 @@
               <w:ind w:left="360"/>
               <w:rPr>
                 <w:rFonts w:eastAsia="Calibri" w:cs="Times New Roman"/>
-                <w:lang w:eastAsia="ru-RU"/>
               </w:rPr>
             </w:pPr>
           </w:p>
@@ -11950,7 +9327,6 @@
                 <w:rFonts w:eastAsia="Calibri" w:cs="Times New Roman"/>
                 <w:b/>
                 <w:szCs w:val="28"/>
-                <w:lang w:eastAsia="ru-RU"/>
               </w:rPr>
             </w:pPr>
             <w:r>
@@ -11958,7 +9334,6 @@
                 <w:rFonts w:eastAsia="Calibri" w:cs="Times New Roman"/>
                 <w:b/>
                 <w:szCs w:val="28"/>
-                <w:lang w:eastAsia="ru-RU"/>
               </w:rPr>
               <w:t>УТВЕРЖДАЮ</w:t>
             </w:r>
@@ -11969,7 +9344,6 @@
                 <w:rFonts w:eastAsia="Calibri" w:cs="Times New Roman"/>
                 <w:b/>
                 <w:szCs w:val="28"/>
-                <w:lang w:eastAsia="ru-RU"/>
               </w:rPr>
             </w:pPr>
           </w:p>
@@ -11979,7 +9353,6 @@
                 <w:rFonts w:eastAsia="Calibri" w:cs="Times New Roman"/>
                 <w:b/>
                 <w:szCs w:val="28"/>
-                <w:lang w:eastAsia="ru-RU"/>
               </w:rPr>
             </w:pPr>
             <w:r>
@@ -11987,7 +9360,6 @@
                 <w:rFonts w:eastAsia="Calibri" w:cs="Times New Roman"/>
                 <w:b/>
                 <w:szCs w:val="28"/>
-                <w:lang w:eastAsia="ru-RU"/>
               </w:rPr>
               <w:t>Исполнитель</w:t>
             </w:r>
@@ -11998,7 +9370,6 @@
                 <w:rFonts w:eastAsia="Calibri" w:cs="Times New Roman"/>
                 <w:color w:val="000000"/>
                 <w:szCs w:val="28"/>
-                <w:lang w:eastAsia="ru-RU"/>
               </w:rPr>
             </w:pPr>
             <w:r>
@@ -12006,7 +9377,6 @@
                 <w:rFonts w:eastAsia="Calibri" w:cs="Times New Roman"/>
                 <w:color w:val="000000"/>
                 <w:szCs w:val="28"/>
-                <w:lang w:eastAsia="ru-RU"/>
               </w:rPr>
               <w:t>Должность</w:t>
             </w:r>
@@ -12017,7 +9387,6 @@
                 <w:rFonts w:eastAsia="Calibri" w:cs="Times New Roman"/>
                 <w:color w:val="000000"/>
                 <w:szCs w:val="28"/>
-                <w:lang w:eastAsia="ru-RU"/>
               </w:rPr>
             </w:pPr>
           </w:p>
@@ -12027,7 +9396,6 @@
                 <w:rFonts w:eastAsia="Calibri" w:cs="Times New Roman"/>
                 <w:color w:val="000000"/>
                 <w:szCs w:val="28"/>
-                <w:lang w:eastAsia="ru-RU"/>
               </w:rPr>
             </w:pPr>
           </w:p>
@@ -12037,7 +9405,6 @@
                 <w:rFonts w:eastAsia="Calibri" w:cs="Times New Roman"/>
                 <w:color w:val="000000"/>
                 <w:szCs w:val="28"/>
-                <w:lang w:eastAsia="ru-RU"/>
               </w:rPr>
             </w:pPr>
             <w:r>
@@ -12045,19 +9412,18 @@
                 <w:rFonts w:eastAsia="Calibri" w:cs="Times New Roman"/>
                 <w:color w:val="000000"/>
                 <w:szCs w:val="28"/>
-                <w:lang w:eastAsia="ru-RU"/>
-              </w:rPr>
-              <w:t>_______</w:t>
+              </w:rPr>
+              <w:t xml:space="preserve">_______ «________________»</w:t>
             </w:r>
-            <w:r>
+          </w:p>
+          <w:p>
+            <w:pPr>
               <w:rPr>
                 <w:rFonts w:eastAsia="Calibri" w:cs="Times New Roman"/>
                 <w:color w:val="000000"/>
                 <w:szCs w:val="28"/>
-                <w:lang w:eastAsia="ru-RU"/>
-              </w:rPr>
-              <w:t xml:space="preserve"> «________________»</w:t>
-            </w:r>
+              </w:rPr>
+            </w:pPr>
           </w:p>
           <w:p>
             <w:pPr>
@@ -12065,66 +9431,32 @@
                 <w:rFonts w:eastAsia="Calibri" w:cs="Times New Roman"/>
                 <w:color w:val="000000"/>
                 <w:szCs w:val="28"/>
-                <w:lang w:eastAsia="ru-RU"/>
-              </w:rPr>
-            </w:pPr>
-          </w:p>
-          <w:p>
-            <w:pPr>
+              </w:rPr>
+            </w:pPr>
+            <w:r>
               <w:rPr>
                 <w:rFonts w:eastAsia="Calibri" w:cs="Times New Roman"/>
                 <w:color w:val="000000"/>
                 <w:szCs w:val="28"/>
-                <w:lang w:eastAsia="ru-RU"/>
-              </w:rPr>
-            </w:pPr>
-            <w:r>
+              </w:rPr>
+              <w:t>_______________ ФИО</w:t>
+            </w:r>
+          </w:p>
+          <w:p>
+            <w:pPr>
               <w:rPr>
                 <w:rFonts w:eastAsia="Calibri" w:cs="Times New Roman"/>
                 <w:color w:val="000000"/>
                 <w:szCs w:val="28"/>
-                <w:lang w:eastAsia="ru-RU"/>
-              </w:rPr>
-              <w:t>_______________ ФИО</w:t>
-            </w:r>
-          </w:p>
-          <w:p>
-            <w:pPr>
+              </w:rPr>
+            </w:pPr>
+            <w:r>
               <w:rPr>
                 <w:rFonts w:eastAsia="Calibri" w:cs="Times New Roman"/>
                 <w:color w:val="000000"/>
                 <w:szCs w:val="28"/>
-                <w:lang w:eastAsia="ru-RU"/>
-              </w:rPr>
-            </w:pPr>
-            <w:r>
-              <w:rPr>
-                <w:rFonts w:eastAsia="Calibri" w:cs="Times New Roman"/>
-                <w:color w:val="000000"/>
-                <w:szCs w:val="28"/>
-                <w:lang w:eastAsia="ru-RU"/>
-              </w:rPr>
-              <w:t>«__</w:t>
-            </w:r>
-            <w:proofErr w:type="gramStart"/>
-            <w:r>
-              <w:rPr>
-                <w:rFonts w:eastAsia="Calibri" w:cs="Times New Roman"/>
-                <w:color w:val="000000"/>
-                <w:szCs w:val="28"/>
-                <w:lang w:eastAsia="ru-RU"/>
-              </w:rPr>
-              <w:t>_»_</w:t>
-            </w:r>
-            <w:proofErr w:type="gramEnd"/>
-            <w:r>
-              <w:rPr>
-                <w:rFonts w:eastAsia="Calibri" w:cs="Times New Roman"/>
-                <w:color w:val="000000"/>
-                <w:szCs w:val="28"/>
-                <w:lang w:eastAsia="ru-RU"/>
-              </w:rPr>
-              <w:t>__________ 20__ г.</w:t>
+              </w:rPr>
+              <w:t xml:space="preserve">«___»___________ 20__ г.</w:t>
             </w:r>
           </w:p>
         </w:tc>
@@ -12137,7 +9469,6 @@
           <w:rFonts w:eastAsia="Calibri" w:cs="Times New Roman"/>
           <w:sz w:val="24"/>
           <w:szCs w:val="24"/>
-          <w:lang w:eastAsia="ru-RU"/>
         </w:rPr>
       </w:pPr>
     </w:p>
@@ -12148,7 +9479,6 @@
           <w:rFonts w:eastAsia="Calibri" w:cs="Times New Roman"/>
           <w:sz w:val="24"/>
           <w:szCs w:val="24"/>
-          <w:lang w:eastAsia="ru-RU"/>
         </w:rPr>
       </w:pPr>
     </w:p>
@@ -12159,7 +9489,6 @@
           <w:rFonts w:eastAsia="Calibri" w:cs="Times New Roman"/>
           <w:sz w:val="24"/>
           <w:szCs w:val="24"/>
-          <w:lang w:eastAsia="ru-RU"/>
         </w:rPr>
       </w:pPr>
     </w:p>
@@ -12170,7 +9499,6 @@
           <w:rFonts w:eastAsia="Calibri" w:cs="Times New Roman"/>
           <w:sz w:val="24"/>
           <w:szCs w:val="24"/>
-          <w:lang w:eastAsia="ru-RU"/>
         </w:rPr>
       </w:pPr>
     </w:p>
@@ -12182,7 +9510,6 @@
           <w:rFonts w:eastAsia="Calibri" w:cs="Times New Roman"/>
           <w:b/>
           <w:szCs w:val="24"/>
-          <w:lang w:eastAsia="ru-RU"/>
         </w:rPr>
       </w:pPr>
     </w:p>
@@ -12195,38 +9522,24 @@
           <w:rFonts w:eastAsia="Calibri" w:cs="Times New Roman"/>
           <w:b/>
           <w:szCs w:val="24"/>
-          <w:lang w:eastAsia="ru-RU"/>
-        </w:rPr>
-      </w:pPr>
-      <w:bookmarkStart w:id="15" w:name="_Toc38585269"/>
+        </w:rPr>
+      </w:pPr>
       <w:r>
         <w:rPr>
           <w:rFonts w:eastAsia="Calibri" w:cs="Times New Roman"/>
           <w:b/>
           <w:szCs w:val="24"/>
-          <w:lang w:eastAsia="ru-RU"/>
-        </w:rPr>
-        <w:t>ФИНАНСОВ</w:t>
-      </w:r>
-      <w:r>
+        </w:rPr>
+        <w:t xml:space="preserve">ФИНАНСОВЫЙ ОТЧЕТ</w:t>
+      </w:r>
+    </w:p>
+    <w:p>
+      <w:pPr>
+        <w:spacing w:after="0"/>
         <w:rPr>
           <w:rFonts w:eastAsia="Calibri" w:cs="Times New Roman"/>
           <w:b/>
           <w:szCs w:val="24"/>
-          <w:lang w:eastAsia="ru-RU"/>
-        </w:rPr>
-        <w:t>ЫЙ ОТЧЕТ</w:t>
-      </w:r>
-      <w:bookmarkEnd w:id="15"/>
-    </w:p>
-    <w:p>
-      <w:pPr>
-        <w:spacing w:after="0"/>
-        <w:rPr>
-          <w:rFonts w:eastAsia="Calibri" w:cs="Times New Roman"/>
-          <w:b/>
-          <w:szCs w:val="24"/>
-          <w:lang w:eastAsia="ru-RU"/>
         </w:rPr>
       </w:pPr>
     </w:p>
@@ -12278,14 +9591,12 @@
         <w:rPr>
           <w:rFonts w:eastAsia="Calibri" w:cs="Times New Roman"/>
           <w:szCs w:val="28"/>
-          <w:lang w:eastAsia="ru-RU"/>
-        </w:rPr>
-      </w:pPr>
-      <w:r>
-        <w:rPr>
-          <w:rFonts w:eastAsia="Calibri" w:cs="Times New Roman"/>
-          <w:szCs w:val="28"/>
-          <w:lang w:eastAsia="ru-RU"/>
+        </w:rPr>
+      </w:pPr>
+      <w:r>
+        <w:rPr>
+          <w:rFonts w:eastAsia="Calibri" w:cs="Times New Roman"/>
+          <w:szCs w:val="28"/>
         </w:rPr>
         <w:t xml:space="preserve">по адресу: </w:t>
       </w:r>
@@ -12297,7 +9608,6 @@
         <w:rPr>
           <w:rFonts w:eastAsia="Calibri" w:cs="Times New Roman"/>
           <w:szCs w:val="28"/>
-          <w:lang w:eastAsia="ru-RU"/>
         </w:rPr>
       </w:pPr>
     </w:p>
@@ -12311,7 +9621,6 @@
           <w:szCs w:val="20"/>
         </w:rPr>
       </w:pPr>
-      <w:bookmarkStart w:id="16" w:name="_Toc38585270"/>
       <w:r>
         <w:rPr>
           <w:rFonts w:eastAsia="Calibri" w:cs="Times New Roman"/>
@@ -12319,7 +9628,6 @@
         </w:rPr>
         <w:t>ПО ДОГОВОРУ №_____ от ___ _______ 20__ г.</w:t>
       </w:r>
-      <w:bookmarkEnd w:id="16"/>
     </w:p>
     <w:p>
       <w:pPr>
@@ -12328,7 +9636,6 @@
         <w:rPr>
           <w:rFonts w:eastAsia="Calibri" w:cs="Times New Roman"/>
           <w:szCs w:val="28"/>
-          <w:lang w:eastAsia="ru-RU"/>
         </w:rPr>
       </w:pPr>
     </w:p>
@@ -12339,7 +9646,6 @@
         <w:rPr>
           <w:rFonts w:eastAsia="Calibri" w:cs="Times New Roman"/>
           <w:szCs w:val="28"/>
-          <w:lang w:eastAsia="ru-RU"/>
         </w:rPr>
       </w:pPr>
     </w:p>
@@ -12350,7 +9656,6 @@
         <w:rPr>
           <w:rFonts w:eastAsia="Calibri" w:cs="Times New Roman"/>
           <w:szCs w:val="28"/>
-          <w:lang w:eastAsia="ru-RU"/>
         </w:rPr>
       </w:pPr>
     </w:p>
@@ -12361,7 +9666,6 @@
         <w:rPr>
           <w:rFonts w:eastAsia="Calibri" w:cs="Times New Roman"/>
           <w:szCs w:val="28"/>
-          <w:lang w:eastAsia="ru-RU"/>
         </w:rPr>
       </w:pPr>
     </w:p>
@@ -12372,7 +9676,6 @@
         <w:rPr>
           <w:rFonts w:eastAsia="Calibri" w:cs="Times New Roman"/>
           <w:szCs w:val="28"/>
-          <w:lang w:eastAsia="ru-RU"/>
         </w:rPr>
       </w:pPr>
     </w:p>
@@ -12383,7 +9686,6 @@
         <w:rPr>
           <w:rFonts w:eastAsia="Calibri" w:cs="Times New Roman"/>
           <w:szCs w:val="28"/>
-          <w:lang w:eastAsia="ru-RU"/>
         </w:rPr>
       </w:pPr>
     </w:p>
@@ -12394,7 +9696,6 @@
         <w:rPr>
           <w:rFonts w:eastAsia="Calibri" w:cs="Times New Roman"/>
           <w:szCs w:val="28"/>
-          <w:lang w:eastAsia="ru-RU"/>
         </w:rPr>
       </w:pPr>
     </w:p>
@@ -12405,7 +9706,6 @@
         <w:rPr>
           <w:rFonts w:eastAsia="Calibri" w:cs="Times New Roman"/>
           <w:szCs w:val="28"/>
-          <w:lang w:eastAsia="ru-RU"/>
         </w:rPr>
       </w:pPr>
     </w:p>
@@ -12416,7 +9716,6 @@
         <w:rPr>
           <w:rFonts w:eastAsia="Calibri" w:cs="Times New Roman"/>
           <w:szCs w:val="28"/>
-          <w:lang w:eastAsia="ru-RU"/>
         </w:rPr>
       </w:pPr>
     </w:p>
@@ -12427,7 +9726,6 @@
         <w:rPr>
           <w:rFonts w:eastAsia="Calibri" w:cs="Times New Roman"/>
           <w:szCs w:val="28"/>
-          <w:lang w:eastAsia="ru-RU"/>
         </w:rPr>
       </w:pPr>
     </w:p>
@@ -12680,25 +9978,7 @@
                 <w:b/>
                 <w:i/>
               </w:rPr>
-              <w:t xml:space="preserve">Описание выполненных работ и услуг с фотографиями </w:t>
-            </w:r>
-            <w:proofErr w:type="gramStart"/>
-            <w:r>
-              <w:rPr>
-                <w:rFonts w:eastAsia="Calibri" w:cs="Times New Roman"/>
-                <w:b/>
-                <w:i/>
-              </w:rPr>
-              <w:t>( в</w:t>
-            </w:r>
-            <w:proofErr w:type="gramEnd"/>
-            <w:r>
-              <w:rPr>
-                <w:rFonts w:eastAsia="Calibri" w:cs="Times New Roman"/>
-                <w:b/>
-                <w:i/>
-              </w:rPr>
-              <w:t xml:space="preserve"> соответствии со сметой и ТЗ)</w:t>
+              <w:t xml:space="preserve">Описание выполненных работ и услуг с фотографиями ( в соответствии со сметой и ТЗ)</w:t>
             </w:r>
           </w:p>
         </w:tc>
@@ -13306,15 +10586,7 @@
           <w:sz w:val="24"/>
           <w:szCs w:val="24"/>
         </w:rPr>
-        <w:t>- платежное поручение № 23 от 14.04.2020</w:t>
-      </w:r>
-      <w:r>
-        <w:rPr>
-          <w:rFonts w:ascii="Times New Roman" w:hAnsi="Times New Roman" w:cs="Times New Roman"/>
-          <w:sz w:val="24"/>
-          <w:szCs w:val="24"/>
-        </w:rPr>
-        <w:t xml:space="preserve"> или гарантийное письмо</w:t>
+        <w:t xml:space="preserve">- платежное поручение № 23 от 14.04.2020 или гарантийное письмо</w:t>
       </w:r>
     </w:p>
     <w:p>
@@ -13335,34 +10607,15 @@
           <w:sz w:val="24"/>
           <w:szCs w:val="24"/>
         </w:rPr>
-        <w:t>Пояснения по отклонению от утвержденной сметы</w:t>
-      </w:r>
-      <w:proofErr w:type="gramStart"/>
+        <w:t xml:space="preserve">Пояснения по отклонению от утвержденной сметы:</w:t>
+      </w:r>
       <w:r>
         <w:rPr>
           <w:rFonts w:ascii="Times New Roman" w:hAnsi="Times New Roman" w:cs="Times New Roman"/>
-          <w:b/>
           <w:sz w:val="24"/>
           <w:szCs w:val="24"/>
         </w:rPr>
-        <w:t>:</w:t>
-      </w:r>
-      <w:r>
-        <w:rPr>
-          <w:rFonts w:ascii="Times New Roman" w:hAnsi="Times New Roman" w:cs="Times New Roman"/>
-          <w:sz w:val="24"/>
-          <w:szCs w:val="24"/>
-        </w:rPr>
-        <w:t xml:space="preserve"> Согласно</w:t>
-      </w:r>
-      <w:proofErr w:type="gramEnd"/>
-      <w:r>
-        <w:rPr>
-          <w:rFonts w:ascii="Times New Roman" w:hAnsi="Times New Roman" w:cs="Times New Roman"/>
-          <w:sz w:val="24"/>
-          <w:szCs w:val="24"/>
-        </w:rPr>
-        <w:t xml:space="preserve"> фактическим расходам стоимость составляет 240 000,00 руб., стоимость принимая к зачету в соответствии с заключенным договором 200 000,00 руб.</w:t>
+        <w:t xml:space="preserve"> Согласно фактическим расходам стоимость составляет 240 000,00 руб., стоимость принимая к зачету в соответствии с заключенным договором 200 000,00 руб.</w:t>
       </w:r>
     </w:p>
     <w:p>
